--- a/docs/Capítulo_1.docx
+++ b/docs/Capítulo_1.docx
@@ -558,1488 +558,14 @@
     </w:p>
     <w:p>
       <w:pPr>
-        <w:spacing w:line="360" w:lineRule="auto"/>
-        <w:jc w:val="center"/>
-        <w:rPr>
-          <w:rFonts w:ascii="Times New Roman" w:hAnsi="Times New Roman" w:cs="Times New Roman"/>
-          <w:b/>
-          <w:sz w:val="32"/>
-          <w:szCs w:val="32"/>
-          <w:lang w:val="es-HN"/>
-        </w:rPr>
-      </w:pPr>
-      <w:r>
-        <w:rPr>
-          <w:rFonts w:ascii="Times New Roman" w:hAnsi="Times New Roman" w:cs="Times New Roman"/>
-          <w:b/>
-          <w:sz w:val="32"/>
-          <w:szCs w:val="32"/>
-          <w:lang w:val="es-HN"/>
-        </w:rPr>
-        <w:lastRenderedPageBreak/>
-        <w:t>UNIVERSIDAD TECNOLÓGICA CENTROAMERICANA</w:t>
-      </w:r>
-    </w:p>
-    <w:p>
-      <w:pPr>
-        <w:spacing w:line="360" w:lineRule="auto"/>
-        <w:jc w:val="center"/>
-        <w:rPr>
-          <w:rFonts w:ascii="Times New Roman" w:hAnsi="Times New Roman" w:cs="Times New Roman"/>
-          <w:b/>
-          <w:sz w:val="32"/>
-          <w:szCs w:val="32"/>
-          <w:lang w:val="es-HN"/>
-        </w:rPr>
-      </w:pPr>
-      <w:r>
-        <w:rPr>
-          <w:rFonts w:ascii="Times New Roman" w:hAnsi="Times New Roman" w:cs="Times New Roman"/>
-          <w:b/>
-          <w:sz w:val="32"/>
-          <w:szCs w:val="32"/>
-          <w:lang w:val="es-HN"/>
-        </w:rPr>
-        <w:t>UNITEC</w:t>
-      </w:r>
-    </w:p>
-    <w:p>
-      <w:pPr>
-        <w:spacing w:before="19" w:line="360" w:lineRule="auto"/>
-        <w:ind w:left="2074" w:right="1908"/>
-        <w:jc w:val="center"/>
-        <w:rPr>
-          <w:rFonts w:ascii="Times New Roman"/>
-          <w:b/>
-          <w:sz w:val="32"/>
-          <w:lang w:val="es-HN"/>
-        </w:rPr>
-      </w:pPr>
-    </w:p>
-    <w:p>
-      <w:pPr>
-        <w:spacing w:before="19" w:line="360" w:lineRule="auto"/>
-        <w:ind w:left="2074" w:right="1908"/>
-        <w:jc w:val="center"/>
-        <w:rPr>
-          <w:rFonts w:ascii="Times New Roman"/>
-          <w:b/>
-          <w:sz w:val="32"/>
-          <w:lang w:val="es-HN"/>
-        </w:rPr>
-      </w:pPr>
-      <w:r>
-        <w:rPr>
-          <w:rFonts w:ascii="Times New Roman"/>
-          <w:b/>
-          <w:sz w:val="32"/>
-          <w:lang w:val="es-HN"/>
-        </w:rPr>
-        <w:t>FACULTAD DE POSTGRADO</w:t>
-      </w:r>
-    </w:p>
-    <w:p>
-      <w:pPr>
-        <w:spacing w:before="19" w:line="360" w:lineRule="auto"/>
-        <w:ind w:left="2074" w:right="1908"/>
-        <w:jc w:val="center"/>
-        <w:rPr>
-          <w:rFonts w:ascii="Times New Roman"/>
-          <w:b/>
-          <w:sz w:val="32"/>
-          <w:lang w:val="es-HN"/>
-        </w:rPr>
-      </w:pPr>
-    </w:p>
-    <w:p>
-      <w:pPr>
-        <w:spacing w:before="19" w:line="360" w:lineRule="auto"/>
-        <w:ind w:left="2074" w:right="1908"/>
-        <w:jc w:val="center"/>
-        <w:rPr>
-          <w:rFonts w:ascii="Times New Roman" w:eastAsia="Times New Roman" w:hAnsi="Times New Roman" w:cs="Times New Roman"/>
-          <w:sz w:val="32"/>
-          <w:szCs w:val="32"/>
-          <w:lang w:val="es-HN"/>
-        </w:rPr>
-      </w:pPr>
-      <w:r>
-        <w:rPr>
-          <w:rFonts w:ascii="Times New Roman"/>
-          <w:b/>
-          <w:sz w:val="32"/>
-          <w:lang w:val="es-HN"/>
-        </w:rPr>
-        <w:t>AUTORIDADES</w:t>
-      </w:r>
-      <w:r>
-        <w:rPr>
-          <w:rFonts w:ascii="Times New Roman"/>
-          <w:b/>
-          <w:spacing w:val="-9"/>
-          <w:sz w:val="32"/>
-          <w:lang w:val="es-HN"/>
-        </w:rPr>
-        <w:t xml:space="preserve"> </w:t>
-      </w:r>
-      <w:r>
-        <w:rPr>
-          <w:rFonts w:ascii="Times New Roman"/>
-          <w:b/>
-          <w:sz w:val="32"/>
-          <w:lang w:val="es-HN"/>
-        </w:rPr>
-        <w:t>UNIVERSITARIAS</w:t>
-      </w:r>
-    </w:p>
-    <w:p>
-      <w:pPr>
-        <w:spacing w:line="360" w:lineRule="auto"/>
-        <w:rPr>
-          <w:rFonts w:ascii="Times New Roman" w:eastAsia="Times New Roman" w:hAnsi="Times New Roman" w:cs="Times New Roman"/>
-          <w:b/>
-          <w:bCs/>
-          <w:sz w:val="32"/>
-          <w:szCs w:val="32"/>
-          <w:lang w:val="es-HN"/>
-        </w:rPr>
-      </w:pPr>
-    </w:p>
-    <w:p>
-      <w:pPr>
-        <w:spacing w:before="187" w:line="360" w:lineRule="auto"/>
-        <w:ind w:left="2073" w:right="1908"/>
-        <w:jc w:val="center"/>
-        <w:rPr>
-          <w:rFonts w:ascii="Times New Roman" w:eastAsia="Times New Roman" w:hAnsi="Times New Roman" w:cs="Times New Roman"/>
-          <w:sz w:val="32"/>
-          <w:szCs w:val="32"/>
-          <w:lang w:val="es-HN"/>
-        </w:rPr>
-      </w:pPr>
-      <w:r>
-        <w:rPr>
-          <w:rFonts w:ascii="Times New Roman"/>
-          <w:b/>
-          <w:sz w:val="32"/>
-          <w:lang w:val="es-HN"/>
-        </w:rPr>
-        <w:t>RECTOR</w:t>
-      </w:r>
-      <w:r>
-        <w:rPr>
-          <w:rFonts w:ascii="Times New Roman"/>
-          <w:b/>
-          <w:sz w:val="32"/>
-          <w:lang w:val="es-HN"/>
-        </w:rPr>
-        <w:t>A</w:t>
-      </w:r>
-    </w:p>
-    <w:p>
-      <w:pPr>
-        <w:spacing w:line="360" w:lineRule="auto"/>
-        <w:jc w:val="center"/>
-        <w:rPr>
-          <w:rFonts w:ascii="Times New Roman" w:eastAsia="Times New Roman" w:hAnsi="Times New Roman" w:cs="Times New Roman"/>
-          <w:b/>
-          <w:bCs/>
-          <w:sz w:val="32"/>
-          <w:szCs w:val="32"/>
-          <w:lang w:val="es-MX"/>
-        </w:rPr>
-      </w:pPr>
-      <w:r>
-        <w:rPr>
-          <w:rFonts w:ascii="Times New Roman"/>
-          <w:b/>
-          <w:sz w:val="32"/>
-          <w:lang w:val="es-HN"/>
-        </w:rPr>
-        <w:t>ROSALPINA RODR</w:t>
-      </w:r>
-      <w:r>
-        <w:rPr>
-          <w:rFonts w:ascii="Times New Roman"/>
-          <w:b/>
-          <w:sz w:val="32"/>
-          <w:lang w:val="es-HN"/>
-        </w:rPr>
-        <w:t>Í</w:t>
-      </w:r>
-      <w:r>
-        <w:rPr>
-          <w:rFonts w:ascii="Times New Roman"/>
-          <w:b/>
-          <w:sz w:val="32"/>
-          <w:lang w:val="es-HN"/>
-        </w:rPr>
-        <w:t>GUEZ</w:t>
-      </w:r>
-    </w:p>
-    <w:p>
-      <w:pPr>
-        <w:spacing w:line="360" w:lineRule="auto"/>
-        <w:jc w:val="center"/>
-        <w:rPr>
-          <w:rFonts w:ascii="Times New Roman" w:eastAsia="Times New Roman" w:hAnsi="Times New Roman" w:cs="Times New Roman"/>
-          <w:b/>
-          <w:bCs/>
-          <w:sz w:val="32"/>
-          <w:szCs w:val="32"/>
-          <w:lang w:val="es-MX"/>
-        </w:rPr>
-      </w:pPr>
-    </w:p>
-    <w:p>
-      <w:pPr>
-        <w:spacing w:line="360" w:lineRule="auto"/>
-        <w:jc w:val="center"/>
-        <w:rPr>
-          <w:rFonts w:ascii="Times New Roman" w:eastAsia="Times New Roman" w:hAnsi="Times New Roman" w:cs="Times New Roman"/>
-          <w:b/>
-          <w:bCs/>
-          <w:sz w:val="32"/>
-          <w:szCs w:val="32"/>
-          <w:lang w:val="es-MX"/>
-        </w:rPr>
-      </w:pPr>
-    </w:p>
-    <w:p>
-      <w:pPr>
-        <w:spacing w:line="360" w:lineRule="auto"/>
-        <w:jc w:val="center"/>
-        <w:rPr>
-          <w:rFonts w:ascii="Times New Roman" w:eastAsia="Times New Roman" w:hAnsi="Times New Roman" w:cs="Times New Roman"/>
-          <w:b/>
-          <w:bCs/>
-          <w:sz w:val="32"/>
-          <w:szCs w:val="32"/>
-          <w:lang w:val="es-MX"/>
-        </w:rPr>
-      </w:pPr>
-      <w:r>
-        <w:rPr>
-          <w:rFonts w:ascii="Times New Roman" w:eastAsia="Times New Roman" w:hAnsi="Times New Roman" w:cs="Times New Roman"/>
-          <w:b/>
-          <w:bCs/>
-          <w:sz w:val="32"/>
-          <w:szCs w:val="32"/>
-          <w:lang w:val="es-HN"/>
-        </w:rPr>
-        <w:t>VICERRECTOR ACADÉMICO NACIONAL</w:t>
-      </w:r>
-    </w:p>
-    <w:p>
-      <w:pPr>
-        <w:spacing w:line="360" w:lineRule="auto"/>
-        <w:jc w:val="center"/>
-        <w:rPr>
-          <w:rFonts w:ascii="Times New Roman" w:eastAsia="Times New Roman" w:hAnsi="Times New Roman" w:cs="Times New Roman"/>
-          <w:b/>
-          <w:bCs/>
-          <w:sz w:val="32"/>
-          <w:szCs w:val="32"/>
-          <w:lang w:val="es-HN"/>
-        </w:rPr>
-      </w:pPr>
-      <w:r>
-        <w:rPr>
-          <w:rFonts w:ascii="Times New Roman" w:eastAsia="Times New Roman" w:hAnsi="Times New Roman" w:cs="Times New Roman"/>
-          <w:b/>
-          <w:bCs/>
-          <w:sz w:val="32"/>
-          <w:szCs w:val="32"/>
-          <w:lang w:val="es-HN"/>
-        </w:rPr>
-        <w:t xml:space="preserve">JAVIER </w:t>
-      </w:r>
-      <w:r>
-        <w:rPr>
-          <w:rFonts w:ascii="Times New Roman" w:eastAsia="Times New Roman" w:hAnsi="Times New Roman" w:cs="Times New Roman"/>
-          <w:b/>
-          <w:bCs/>
-          <w:sz w:val="32"/>
-          <w:szCs w:val="32"/>
-          <w:lang w:val="es-HN"/>
-        </w:rPr>
-        <w:t xml:space="preserve">ABRAHAM </w:t>
-      </w:r>
-      <w:r>
-        <w:rPr>
-          <w:rFonts w:ascii="Times New Roman" w:eastAsia="Times New Roman" w:hAnsi="Times New Roman" w:cs="Times New Roman"/>
-          <w:b/>
-          <w:bCs/>
-          <w:sz w:val="32"/>
-          <w:szCs w:val="32"/>
-          <w:lang w:val="es-HN"/>
-        </w:rPr>
-        <w:t>SALGADO</w:t>
-      </w:r>
-      <w:r>
-        <w:rPr>
-          <w:rFonts w:ascii="Times New Roman" w:eastAsia="Times New Roman" w:hAnsi="Times New Roman" w:cs="Times New Roman"/>
-          <w:b/>
-          <w:bCs/>
-          <w:sz w:val="32"/>
-          <w:szCs w:val="32"/>
-          <w:lang w:val="es-HN"/>
-        </w:rPr>
-        <w:t xml:space="preserve"> LEZAMA</w:t>
-      </w:r>
-    </w:p>
-    <w:p>
-      <w:pPr>
-        <w:spacing w:line="360" w:lineRule="auto"/>
-        <w:ind w:left="2420" w:right="2254" w:hanging="3"/>
-        <w:jc w:val="center"/>
-        <w:rPr>
-          <w:rFonts w:ascii="Times New Roman" w:hAnsi="Times New Roman"/>
-          <w:b/>
-          <w:sz w:val="32"/>
-          <w:lang w:val="es-HN"/>
-        </w:rPr>
-      </w:pPr>
-    </w:p>
-    <w:p>
-      <w:pPr>
-        <w:spacing w:line="360" w:lineRule="auto"/>
-        <w:ind w:left="2420" w:right="2254" w:hanging="3"/>
-        <w:jc w:val="center"/>
-        <w:rPr>
-          <w:rFonts w:ascii="Times New Roman" w:hAnsi="Times New Roman"/>
-          <w:b/>
-          <w:sz w:val="32"/>
-          <w:lang w:val="es-HN"/>
-        </w:rPr>
-      </w:pPr>
-    </w:p>
-    <w:p>
-      <w:pPr>
-        <w:spacing w:line="360" w:lineRule="auto"/>
-        <w:ind w:left="2420" w:right="2254" w:hanging="3"/>
-        <w:jc w:val="center"/>
-        <w:rPr>
-          <w:rFonts w:ascii="Times New Roman" w:hAnsi="Times New Roman"/>
-          <w:b/>
-          <w:sz w:val="32"/>
-          <w:lang w:val="es-HN"/>
-        </w:rPr>
-      </w:pPr>
-      <w:r>
-        <w:rPr>
-          <w:rFonts w:ascii="Times New Roman" w:hAnsi="Times New Roman"/>
-          <w:b/>
-          <w:sz w:val="32"/>
-          <w:lang w:val="es-HN"/>
-        </w:rPr>
-        <w:t xml:space="preserve">SECRETARIO GENERAL </w:t>
-      </w:r>
-      <w:r>
-        <w:rPr>
-          <w:rFonts w:ascii="Times New Roman" w:hAnsi="Times New Roman"/>
-          <w:b/>
-          <w:sz w:val="32"/>
-          <w:lang w:val="es-HN"/>
-        </w:rPr>
-        <w:t>ROGER MARTÍNEZ MIRALDA</w:t>
-      </w:r>
-    </w:p>
-    <w:p>
-      <w:pPr>
-        <w:spacing w:line="360" w:lineRule="auto"/>
-        <w:ind w:left="557" w:right="395"/>
-        <w:jc w:val="center"/>
-        <w:rPr>
-          <w:rFonts w:ascii="Times New Roman"/>
-          <w:b/>
-          <w:sz w:val="32"/>
-          <w:lang w:val="es-HN"/>
-        </w:rPr>
-      </w:pPr>
-    </w:p>
-    <w:p>
-      <w:pPr>
-        <w:spacing w:line="360" w:lineRule="auto"/>
-        <w:ind w:left="557" w:right="395"/>
-        <w:jc w:val="center"/>
-        <w:rPr>
-          <w:rFonts w:ascii="Times New Roman"/>
-          <w:b/>
-          <w:sz w:val="32"/>
-          <w:lang w:val="es-HN"/>
-        </w:rPr>
-      </w:pPr>
-    </w:p>
-    <w:p>
-      <w:pPr>
-        <w:spacing w:line="360" w:lineRule="auto"/>
-        <w:ind w:left="557" w:right="395"/>
-        <w:jc w:val="center"/>
-        <w:rPr>
-          <w:rFonts w:ascii="Times New Roman" w:eastAsia="Times New Roman" w:hAnsi="Times New Roman" w:cs="Times New Roman"/>
-          <w:sz w:val="32"/>
-          <w:szCs w:val="32"/>
-          <w:lang w:val="es-HN"/>
-        </w:rPr>
-      </w:pPr>
-      <w:r>
-        <w:rPr>
-          <w:rFonts w:ascii="Times New Roman"/>
-          <w:b/>
-          <w:sz w:val="32"/>
-          <w:lang w:val="es-HN"/>
-        </w:rPr>
-        <w:t>DECANA FACULTAD</w:t>
-      </w:r>
-      <w:r>
-        <w:rPr>
-          <w:rFonts w:ascii="Times New Roman"/>
-          <w:b/>
-          <w:sz w:val="32"/>
-          <w:lang w:val="es-HN"/>
-        </w:rPr>
-        <w:t xml:space="preserve"> DE</w:t>
-      </w:r>
-      <w:r>
-        <w:rPr>
-          <w:rFonts w:ascii="Times New Roman"/>
-          <w:b/>
-          <w:spacing w:val="-11"/>
-          <w:sz w:val="32"/>
-          <w:lang w:val="es-HN"/>
-        </w:rPr>
-        <w:t xml:space="preserve"> </w:t>
-      </w:r>
-      <w:r>
-        <w:rPr>
-          <w:rFonts w:ascii="Times New Roman"/>
-          <w:b/>
-          <w:sz w:val="32"/>
-          <w:lang w:val="es-HN"/>
-        </w:rPr>
-        <w:t>POSTGRADO</w:t>
-      </w:r>
-    </w:p>
-    <w:p>
-      <w:pPr>
-        <w:widowControl/>
-        <w:spacing w:after="160" w:line="360" w:lineRule="auto"/>
-        <w:jc w:val="center"/>
-        <w:rPr>
-          <w:rFonts w:ascii="Times New Roman" w:hAnsi="Times New Roman" w:cs="Times New Roman"/>
-          <w:sz w:val="20"/>
-          <w:szCs w:val="20"/>
-          <w:lang w:val="es-HN"/>
-        </w:rPr>
-      </w:pPr>
-      <w:r>
-        <w:rPr>
-          <w:rFonts w:ascii="Times New Roman" w:hAnsi="Times New Roman"/>
-          <w:b/>
-          <w:sz w:val="32"/>
-          <w:szCs w:val="32"/>
-          <w:lang w:val="es-HN"/>
-        </w:rPr>
-        <w:t>ANA DEL CARMEN RETTALLY</w:t>
-      </w:r>
-      <w:r>
-        <w:rPr>
-          <w:rFonts w:ascii="Times New Roman" w:hAnsi="Times New Roman"/>
-          <w:b/>
-          <w:sz w:val="32"/>
-          <w:szCs w:val="32"/>
-          <w:lang w:val="es-HN"/>
-        </w:rPr>
-        <w:t xml:space="preserve"> VARGAS</w:t>
-      </w:r>
-    </w:p>
-    <w:p>
-      <w:pPr>
-        <w:widowControl/>
-        <w:spacing w:after="160" w:line="259" w:lineRule="auto"/>
-        <w:rPr>
-          <w:rFonts w:ascii="Times New Roman" w:hAnsi="Times New Roman" w:cs="Times New Roman"/>
-          <w:sz w:val="20"/>
-          <w:szCs w:val="20"/>
-          <w:lang w:val="es-HN"/>
-        </w:rPr>
-      </w:pPr>
-      <w:r>
-        <w:rPr>
-          <w:rFonts w:ascii="Times New Roman" w:hAnsi="Times New Roman" w:cs="Times New Roman"/>
-          <w:sz w:val="20"/>
-          <w:szCs w:val="20"/>
-          <w:lang w:val="es-HN"/>
-        </w:rPr>
-        <w:br w:type="page"/>
-      </w:r>
-    </w:p>
-    <w:p>
-      <w:pPr>
-        <w:spacing w:before="177"/>
-        <w:ind w:left="557" w:right="393"/>
-        <w:jc w:val="center"/>
-        <w:rPr>
-          <w:rFonts w:ascii="Times New Roman" w:hAnsi="Times New Roman" w:cs="Times New Roman"/>
-          <w:b/>
-          <w:sz w:val="32"/>
-          <w:lang w:val="es-HN"/>
-        </w:rPr>
-      </w:pPr>
-      <w:r>
-        <w:rPr>
-          <w:rFonts w:ascii="Times New Roman" w:hAnsi="Times New Roman" w:cs="Times New Roman"/>
-          <w:b/>
-          <w:sz w:val="32"/>
-          <w:lang w:val="es-HN"/>
-        </w:rPr>
-        <w:lastRenderedPageBreak/>
-        <w:t>USO DE INTELIGENCIA ARTIFICIAL SIN REGULACIÓN EN ENTORNOS EMPRESARIALES EN HONDURAS</w:t>
-      </w:r>
-    </w:p>
-    <w:p>
-      <w:pPr>
-        <w:spacing w:before="177"/>
-        <w:ind w:left="557" w:right="393"/>
-        <w:jc w:val="center"/>
-        <w:rPr>
-          <w:rFonts w:ascii="Times New Roman" w:hAnsi="Times New Roman" w:cs="Times New Roman"/>
-          <w:b/>
-          <w:sz w:val="32"/>
-          <w:lang w:val="es-HN"/>
-        </w:rPr>
-      </w:pPr>
-      <w:r>
-        <w:rPr>
-          <w:rFonts w:ascii="Times New Roman" w:hAnsi="Times New Roman" w:cs="Times New Roman"/>
-          <w:b/>
-          <w:sz w:val="32"/>
-          <w:lang w:val="es-HN"/>
-        </w:rPr>
-        <w:t>TRABAJO PRESENTADO EN CUMPLIMIENTO DE LOS REQUISITOS EXIGIDOS PARA OPTAR AL TÍTULO DE</w:t>
-      </w:r>
-    </w:p>
-    <w:p>
-      <w:pPr>
-        <w:spacing w:before="177"/>
-        <w:ind w:left="557" w:right="393"/>
-        <w:jc w:val="center"/>
-        <w:rPr>
-          <w:rFonts w:ascii="Times New Roman" w:hAnsi="Times New Roman" w:cs="Times New Roman"/>
-          <w:b/>
-          <w:sz w:val="32"/>
-          <w:lang w:val="es-HN"/>
-        </w:rPr>
-      </w:pPr>
-      <w:r>
-        <w:rPr>
-          <w:rFonts w:ascii="Times New Roman" w:hAnsi="Times New Roman" w:cs="Times New Roman"/>
-          <w:b/>
-          <w:sz w:val="32"/>
-          <w:lang w:val="es-HN"/>
-        </w:rPr>
-        <w:t>MÁSTER EN</w:t>
-      </w:r>
-    </w:p>
-    <w:p>
-      <w:pPr>
-        <w:spacing w:before="7"/>
-        <w:rPr>
-          <w:rFonts w:ascii="Times New Roman" w:eastAsia="Times New Roman" w:hAnsi="Times New Roman" w:cs="Times New Roman"/>
-          <w:b/>
-          <w:bCs/>
-          <w:sz w:val="26"/>
-          <w:szCs w:val="26"/>
-          <w:lang w:val="es-HN"/>
-        </w:rPr>
-      </w:pPr>
-    </w:p>
-    <w:p>
-      <w:pPr>
-        <w:ind w:left="557" w:right="388"/>
-        <w:jc w:val="center"/>
-        <w:rPr>
-          <w:rFonts w:ascii="Times New Roman" w:eastAsia="Times New Roman" w:hAnsi="Times New Roman" w:cs="Times New Roman"/>
-          <w:b/>
-          <w:sz w:val="32"/>
-          <w:szCs w:val="32"/>
-          <w:lang w:val="es-HN"/>
-        </w:rPr>
-      </w:pPr>
-      <w:r>
-        <w:rPr>
-          <w:rFonts w:ascii="Times New Roman" w:hAnsi="Times New Roman"/>
-          <w:b/>
-          <w:sz w:val="32"/>
-          <w:szCs w:val="32"/>
-          <w:lang w:val="es-HN"/>
-        </w:rPr>
-        <w:t>CIBERSEGURIDAD</w:t>
-      </w:r>
-    </w:p>
-    <w:p>
-      <w:pPr>
-        <w:rPr>
-          <w:rFonts w:ascii="Times New Roman" w:eastAsia="Times New Roman" w:hAnsi="Times New Roman" w:cs="Times New Roman"/>
-          <w:b/>
-          <w:bCs/>
-          <w:sz w:val="20"/>
-          <w:szCs w:val="20"/>
-          <w:lang w:val="es-HN"/>
-        </w:rPr>
-      </w:pPr>
-    </w:p>
-    <w:p>
-      <w:pPr>
-        <w:rPr>
-          <w:rFonts w:ascii="Times New Roman" w:eastAsia="Times New Roman" w:hAnsi="Times New Roman" w:cs="Times New Roman"/>
-          <w:b/>
-          <w:bCs/>
-          <w:sz w:val="20"/>
-          <w:szCs w:val="20"/>
-          <w:lang w:val="es-HN"/>
-        </w:rPr>
-      </w:pPr>
-    </w:p>
-    <w:p>
-      <w:pPr>
-        <w:rPr>
-          <w:rFonts w:ascii="Times New Roman" w:eastAsia="Times New Roman" w:hAnsi="Times New Roman" w:cs="Times New Roman"/>
-          <w:b/>
-          <w:bCs/>
-          <w:sz w:val="20"/>
-          <w:szCs w:val="20"/>
-          <w:lang w:val="es-HN"/>
-        </w:rPr>
-      </w:pPr>
-    </w:p>
-    <w:p>
-      <w:pPr>
-        <w:spacing w:before="10"/>
-        <w:rPr>
-          <w:rFonts w:ascii="Times New Roman" w:eastAsia="Times New Roman" w:hAnsi="Times New Roman" w:cs="Times New Roman"/>
-          <w:b/>
-          <w:bCs/>
-          <w:sz w:val="18"/>
-          <w:szCs w:val="18"/>
-          <w:lang w:val="es-HN"/>
-        </w:rPr>
-      </w:pPr>
-    </w:p>
-    <w:p>
-      <w:pPr>
-        <w:rPr>
-          <w:rFonts w:ascii="Times New Roman" w:eastAsia="Times New Roman" w:hAnsi="Times New Roman" w:cs="Times New Roman"/>
-          <w:b/>
-          <w:bCs/>
-          <w:sz w:val="20"/>
-          <w:szCs w:val="20"/>
-          <w:lang w:val="es-HN"/>
-        </w:rPr>
-      </w:pPr>
-    </w:p>
-    <w:p>
-      <w:pPr>
-        <w:rPr>
-          <w:rFonts w:ascii="Times New Roman" w:eastAsia="Times New Roman" w:hAnsi="Times New Roman" w:cs="Times New Roman"/>
-          <w:b/>
-          <w:bCs/>
-          <w:sz w:val="20"/>
-          <w:szCs w:val="20"/>
-          <w:lang w:val="es-HN"/>
-        </w:rPr>
-      </w:pPr>
-    </w:p>
-    <w:p>
-      <w:pPr>
-        <w:spacing w:before="9"/>
-        <w:rPr>
-          <w:rFonts w:ascii="Times New Roman" w:eastAsia="Times New Roman" w:hAnsi="Times New Roman" w:cs="Times New Roman"/>
-          <w:b/>
-          <w:bCs/>
-          <w:sz w:val="18"/>
-          <w:szCs w:val="18"/>
-          <w:lang w:val="es-HN"/>
-        </w:rPr>
-      </w:pPr>
-    </w:p>
-    <w:p>
-      <w:pPr>
-        <w:spacing w:before="177"/>
-        <w:ind w:left="557" w:right="393"/>
-        <w:jc w:val="center"/>
-        <w:rPr>
-          <w:rFonts w:ascii="Times New Roman" w:hAnsi="Times New Roman" w:cs="Times New Roman"/>
-          <w:b/>
-          <w:sz w:val="32"/>
-          <w:lang w:val="es-HN"/>
-        </w:rPr>
-      </w:pPr>
-      <w:r>
-        <w:rPr>
-          <w:rFonts w:ascii="Times New Roman" w:hAnsi="Times New Roman" w:cs="Times New Roman"/>
-          <w:b/>
-          <w:sz w:val="32"/>
-          <w:lang w:val="es-HN"/>
-        </w:rPr>
-        <w:t xml:space="preserve">ASESOR </w:t>
-      </w:r>
-    </w:p>
-    <w:p>
-      <w:pPr>
-        <w:spacing w:before="7"/>
-        <w:rPr>
-          <w:rFonts w:ascii="Times New Roman" w:eastAsia="Times New Roman" w:hAnsi="Times New Roman" w:cs="Times New Roman"/>
-          <w:b/>
-          <w:bCs/>
-          <w:sz w:val="26"/>
-          <w:szCs w:val="26"/>
-          <w:lang w:val="es-HN"/>
-        </w:rPr>
-      </w:pPr>
-    </w:p>
-    <w:p>
-      <w:pPr>
-        <w:ind w:left="1586" w:right="1405"/>
-        <w:jc w:val="center"/>
-        <w:rPr>
-          <w:rFonts w:ascii="Times New Roman" w:eastAsia="Times New Roman" w:hAnsi="Times New Roman" w:cs="Times New Roman"/>
-          <w:sz w:val="32"/>
-          <w:szCs w:val="32"/>
-          <w:lang w:val="es-HN"/>
-        </w:rPr>
-      </w:pPr>
-      <w:commentRangeStart w:id="1"/>
-      <w:r>
-        <w:rPr>
-          <w:rFonts w:ascii="Times New Roman" w:hAnsi="Times New Roman"/>
-          <w:b/>
-          <w:sz w:val="32"/>
-          <w:szCs w:val="32"/>
-          <w:lang w:val="es-HN"/>
-        </w:rPr>
-        <w:t>NOMBRE COMPLETO ASESOR</w:t>
-      </w:r>
-      <w:commentRangeEnd w:id="1"/>
-      <w:r>
-        <w:rPr>
-          <w:rStyle w:val="CommentReference"/>
-          <w:rFonts w:ascii="Times New Roman" w:eastAsia="Times New Roman" w:hAnsi="Times New Roman" w:cs="Times New Roman"/>
-          <w:sz w:val="32"/>
-          <w:szCs w:val="32"/>
-          <w:lang w:val="es-HN"/>
-        </w:rPr>
-        <w:commentReference w:id="1"/>
-      </w:r>
-    </w:p>
-    <w:p>
-      <w:pPr>
-        <w:rPr>
-          <w:rFonts w:ascii="Times New Roman" w:eastAsia="Times New Roman" w:hAnsi="Times New Roman" w:cs="Times New Roman"/>
-          <w:b/>
-          <w:bCs/>
-          <w:lang w:val="es-HN"/>
-        </w:rPr>
-      </w:pPr>
-    </w:p>
-    <w:p>
-      <w:pPr>
-        <w:rPr>
-          <w:rFonts w:ascii="Times New Roman" w:eastAsia="Times New Roman" w:hAnsi="Times New Roman" w:cs="Times New Roman"/>
-          <w:b/>
-          <w:bCs/>
-          <w:lang w:val="es-HN"/>
-        </w:rPr>
-      </w:pPr>
-    </w:p>
-    <w:p>
-      <w:pPr>
-        <w:rPr>
-          <w:rFonts w:ascii="Times New Roman" w:eastAsia="Times New Roman" w:hAnsi="Times New Roman" w:cs="Times New Roman"/>
-          <w:b/>
-          <w:bCs/>
-          <w:lang w:val="es-HN"/>
-        </w:rPr>
-      </w:pPr>
-    </w:p>
-    <w:p>
-      <w:pPr>
-        <w:spacing w:before="157" w:line="439" w:lineRule="auto"/>
-        <w:ind w:left="1592" w:right="1405"/>
-        <w:jc w:val="center"/>
-        <w:rPr>
-          <w:rFonts w:ascii="Times New Roman" w:hAnsi="Times New Roman"/>
-          <w:b/>
-          <w:sz w:val="32"/>
-          <w:lang w:val="es-HN"/>
-        </w:rPr>
-      </w:pPr>
-      <w:r>
-        <w:rPr>
-          <w:rFonts w:ascii="Times New Roman" w:hAnsi="Times New Roman"/>
-          <w:b/>
-          <w:sz w:val="32"/>
-          <w:lang w:val="es-HN"/>
-        </w:rPr>
-        <w:t xml:space="preserve">MIEMBROS DE LA TERNA: </w:t>
-      </w:r>
-    </w:p>
-    <w:p>
-      <w:pPr>
-        <w:ind w:left="1586" w:right="1405"/>
-        <w:jc w:val="center"/>
-        <w:rPr>
-          <w:rFonts w:ascii="Times New Roman" w:hAnsi="Times New Roman"/>
-          <w:b/>
-          <w:sz w:val="32"/>
-          <w:szCs w:val="32"/>
-          <w:lang w:val="es-HN"/>
-        </w:rPr>
-      </w:pPr>
-      <w:commentRangeStart w:id="2"/>
-      <w:r>
-        <w:rPr>
-          <w:rFonts w:ascii="Times New Roman" w:hAnsi="Times New Roman"/>
-          <w:b/>
-          <w:sz w:val="32"/>
-          <w:szCs w:val="32"/>
-          <w:lang w:val="es-HN"/>
-        </w:rPr>
-        <w:t xml:space="preserve">NOMBRE COMPLETO </w:t>
-      </w:r>
-      <w:r>
-        <w:rPr>
-          <w:rFonts w:ascii="Times New Roman" w:hAnsi="Times New Roman"/>
-          <w:b/>
-          <w:sz w:val="32"/>
-          <w:szCs w:val="32"/>
-          <w:lang w:val="es-HN"/>
-        </w:rPr>
-        <w:t>EVALUADOR 1</w:t>
-      </w:r>
-    </w:p>
-    <w:p>
-      <w:pPr>
-        <w:ind w:left="1586" w:right="1405"/>
-        <w:jc w:val="center"/>
-        <w:rPr>
-          <w:rFonts w:ascii="Times New Roman" w:eastAsia="Times New Roman" w:hAnsi="Times New Roman" w:cs="Times New Roman"/>
-          <w:sz w:val="32"/>
-          <w:szCs w:val="32"/>
-          <w:lang w:val="es-HN"/>
-        </w:rPr>
-      </w:pPr>
-      <w:r>
-        <w:rPr>
-          <w:rFonts w:ascii="Times New Roman" w:hAnsi="Times New Roman"/>
-          <w:b/>
-          <w:sz w:val="32"/>
-          <w:szCs w:val="32"/>
-          <w:lang w:val="es-HN"/>
-        </w:rPr>
-        <w:t xml:space="preserve">NOMBRE COMPLETO </w:t>
-      </w:r>
-      <w:r>
-        <w:rPr>
-          <w:rFonts w:ascii="Times New Roman" w:hAnsi="Times New Roman"/>
-          <w:b/>
-          <w:sz w:val="32"/>
-          <w:szCs w:val="32"/>
-          <w:lang w:val="es-HN"/>
-        </w:rPr>
-        <w:t>EVALUADOR 2</w:t>
-      </w:r>
-    </w:p>
-    <w:p>
-      <w:pPr>
-        <w:ind w:left="1586" w:right="1405"/>
-        <w:jc w:val="center"/>
-        <w:rPr>
-          <w:rFonts w:ascii="Times New Roman" w:eastAsia="Times New Roman" w:hAnsi="Times New Roman" w:cs="Times New Roman"/>
-          <w:sz w:val="32"/>
-          <w:szCs w:val="32"/>
-          <w:lang w:val="es-HN"/>
-        </w:rPr>
-      </w:pPr>
-      <w:r>
-        <w:rPr>
-          <w:rFonts w:ascii="Times New Roman" w:hAnsi="Times New Roman"/>
-          <w:b/>
-          <w:sz w:val="32"/>
-          <w:szCs w:val="32"/>
-          <w:lang w:val="es-HN"/>
-        </w:rPr>
-        <w:t xml:space="preserve">NOMBRE COMPLETO </w:t>
-      </w:r>
-      <w:r>
-        <w:rPr>
-          <w:rFonts w:ascii="Times New Roman" w:hAnsi="Times New Roman"/>
-          <w:b/>
-          <w:sz w:val="32"/>
-          <w:szCs w:val="32"/>
-          <w:lang w:val="es-HN"/>
-        </w:rPr>
-        <w:t>EVALUADOR 3</w:t>
-      </w:r>
-      <w:commentRangeEnd w:id="2"/>
-      <w:r>
-        <w:rPr>
-          <w:rStyle w:val="CommentReference"/>
-          <w:rFonts w:ascii="Times New Roman" w:eastAsia="Times New Roman" w:hAnsi="Times New Roman" w:cs="Times New Roman"/>
-          <w:sz w:val="32"/>
-          <w:szCs w:val="32"/>
-          <w:lang w:val="es-HN"/>
-        </w:rPr>
-        <w:commentReference w:id="2"/>
-      </w:r>
-    </w:p>
-    <w:p>
-      <w:pPr>
-        <w:ind w:left="1586" w:right="1405"/>
-        <w:jc w:val="center"/>
-        <w:rPr>
-          <w:rFonts w:ascii="Times New Roman" w:eastAsia="Times New Roman" w:hAnsi="Times New Roman" w:cs="Times New Roman"/>
-          <w:sz w:val="32"/>
-          <w:szCs w:val="32"/>
-          <w:lang w:val="es-HN"/>
-        </w:rPr>
-      </w:pPr>
-    </w:p>
-    <w:p>
-      <w:pPr>
-        <w:ind w:left="1586" w:right="1405"/>
-        <w:jc w:val="center"/>
-        <w:rPr>
-          <w:rFonts w:ascii="Times New Roman" w:eastAsia="Times New Roman" w:hAnsi="Times New Roman" w:cs="Times New Roman"/>
-          <w:sz w:val="32"/>
-          <w:szCs w:val="32"/>
-          <w:lang w:val="es-HN"/>
-        </w:rPr>
-      </w:pPr>
-    </w:p>
-    <w:p>
-      <w:pPr>
-        <w:jc w:val="center"/>
-        <w:rPr>
-          <w:rFonts w:ascii="Times New Roman" w:eastAsia="Times New Roman" w:hAnsi="Times New Roman" w:cs="Times New Roman"/>
-          <w:sz w:val="32"/>
-          <w:szCs w:val="32"/>
-          <w:lang w:val="es-HN"/>
-        </w:rPr>
-        <w:sectPr>
-          <w:footerReference w:type="default" r:id="rId12"/>
-          <w:pgSz w:w="12240" w:h="15840"/>
-          <w:pgMar w:top="1418" w:right="1418" w:bottom="1418" w:left="1418" w:header="0" w:footer="1049" w:gutter="0"/>
-          <w:cols w:space="720"/>
-        </w:sectPr>
-      </w:pPr>
-    </w:p>
-    <w:p>
-      <w:pPr>
-        <w:spacing w:before="2"/>
-        <w:rPr>
-          <w:rFonts w:ascii="Times New Roman" w:eastAsia="Times New Roman" w:hAnsi="Times New Roman" w:cs="Times New Roman"/>
-          <w:sz w:val="32"/>
-          <w:szCs w:val="32"/>
-          <w:lang w:val="es-HN"/>
-        </w:rPr>
-      </w:pPr>
-      <w:bookmarkStart w:id="3" w:name="_bookmark80"/>
-      <w:bookmarkStart w:id="4" w:name="_bookmark81"/>
-      <w:bookmarkEnd w:id="3"/>
-      <w:bookmarkEnd w:id="4"/>
-    </w:p>
-    <w:p>
-      <w:pPr>
-        <w:spacing w:before="2"/>
-        <w:rPr>
-          <w:rFonts w:ascii="Times New Roman" w:eastAsia="Times New Roman" w:hAnsi="Times New Roman" w:cs="Times New Roman"/>
-          <w:sz w:val="32"/>
-          <w:szCs w:val="32"/>
-          <w:lang w:val="es-HN"/>
-        </w:rPr>
-      </w:pPr>
-    </w:p>
-    <w:p>
-      <w:pPr>
-        <w:jc w:val="center"/>
-        <w:rPr>
-          <w:rFonts w:ascii="Times New Roman" w:hAnsi="Times New Roman" w:cs="Times New Roman"/>
-          <w:b/>
-          <w:bCs/>
-          <w:sz w:val="32"/>
-          <w:szCs w:val="32"/>
-          <w:lang w:val="es-HN"/>
-        </w:rPr>
-      </w:pPr>
-      <w:r>
-        <w:rPr>
-          <w:rFonts w:ascii="Times New Roman" w:hAnsi="Times New Roman" w:cs="Times New Roman"/>
-          <w:b/>
-          <w:sz w:val="32"/>
-          <w:szCs w:val="32"/>
-          <w:lang w:val="es-HN"/>
-        </w:rPr>
-        <w:t>DERECHOS DE</w:t>
-      </w:r>
-      <w:r>
-        <w:rPr>
-          <w:rFonts w:ascii="Times New Roman" w:hAnsi="Times New Roman" w:cs="Times New Roman"/>
-          <w:b/>
-          <w:spacing w:val="-5"/>
-          <w:sz w:val="32"/>
-          <w:szCs w:val="32"/>
-          <w:lang w:val="es-HN"/>
-        </w:rPr>
-        <w:t xml:space="preserve"> </w:t>
-      </w:r>
-      <w:r>
-        <w:rPr>
-          <w:rFonts w:ascii="Times New Roman" w:hAnsi="Times New Roman" w:cs="Times New Roman"/>
-          <w:b/>
-          <w:sz w:val="32"/>
-          <w:szCs w:val="32"/>
-          <w:lang w:val="es-HN"/>
-        </w:rPr>
-        <w:t>AUTOR</w:t>
-      </w:r>
-    </w:p>
-    <w:p>
-      <w:pPr>
-        <w:rPr>
-          <w:rFonts w:ascii="Times New Roman" w:eastAsia="Times New Roman" w:hAnsi="Times New Roman" w:cs="Times New Roman"/>
-          <w:b/>
-          <w:bCs/>
-          <w:sz w:val="28"/>
-          <w:szCs w:val="28"/>
-          <w:lang w:val="es-HN"/>
-        </w:rPr>
-      </w:pPr>
-    </w:p>
-    <w:p>
-      <w:pPr>
-        <w:rPr>
-          <w:rFonts w:ascii="Times New Roman" w:eastAsia="Times New Roman" w:hAnsi="Times New Roman" w:cs="Times New Roman"/>
-          <w:b/>
-          <w:bCs/>
-          <w:sz w:val="28"/>
-          <w:szCs w:val="28"/>
-          <w:lang w:val="es-HN"/>
-        </w:rPr>
-      </w:pPr>
-    </w:p>
-    <w:p>
-      <w:pPr>
-        <w:rPr>
-          <w:rFonts w:ascii="Times New Roman" w:eastAsia="Times New Roman" w:hAnsi="Times New Roman" w:cs="Times New Roman"/>
-          <w:b/>
-          <w:bCs/>
-          <w:sz w:val="28"/>
-          <w:szCs w:val="28"/>
-          <w:lang w:val="es-HN"/>
-        </w:rPr>
-      </w:pPr>
-    </w:p>
-    <w:p>
-      <w:pPr>
-        <w:rPr>
-          <w:rFonts w:ascii="Times New Roman" w:eastAsia="Times New Roman" w:hAnsi="Times New Roman" w:cs="Times New Roman"/>
-          <w:b/>
-          <w:bCs/>
-          <w:sz w:val="28"/>
-          <w:szCs w:val="28"/>
-          <w:lang w:val="es-HN"/>
-        </w:rPr>
-      </w:pPr>
-    </w:p>
-    <w:p>
-      <w:pPr>
-        <w:rPr>
-          <w:rFonts w:ascii="Times New Roman" w:eastAsia="Times New Roman" w:hAnsi="Times New Roman" w:cs="Times New Roman"/>
-          <w:b/>
-          <w:bCs/>
-          <w:sz w:val="28"/>
-          <w:szCs w:val="28"/>
-          <w:lang w:val="es-HN"/>
-        </w:rPr>
-      </w:pPr>
-    </w:p>
-    <w:p>
-      <w:pPr>
-        <w:rPr>
-          <w:rFonts w:ascii="Times New Roman" w:eastAsia="Times New Roman" w:hAnsi="Times New Roman" w:cs="Times New Roman"/>
-          <w:b/>
-          <w:bCs/>
-          <w:sz w:val="28"/>
-          <w:szCs w:val="28"/>
-          <w:lang w:val="es-HN"/>
-        </w:rPr>
-      </w:pPr>
-    </w:p>
-    <w:p>
-      <w:pPr>
-        <w:rPr>
-          <w:rFonts w:ascii="Times New Roman" w:eastAsia="Times New Roman" w:hAnsi="Times New Roman" w:cs="Times New Roman"/>
-          <w:b/>
-          <w:bCs/>
-          <w:sz w:val="28"/>
-          <w:szCs w:val="28"/>
-          <w:lang w:val="es-HN"/>
-        </w:rPr>
-      </w:pPr>
-    </w:p>
-    <w:p>
-      <w:pPr>
-        <w:rPr>
-          <w:rFonts w:ascii="Times New Roman" w:eastAsia="Times New Roman" w:hAnsi="Times New Roman" w:cs="Times New Roman"/>
-          <w:b/>
-          <w:bCs/>
-          <w:sz w:val="28"/>
-          <w:szCs w:val="28"/>
-          <w:lang w:val="es-HN"/>
-        </w:rPr>
-      </w:pPr>
-    </w:p>
-    <w:p>
-      <w:pPr>
-        <w:rPr>
-          <w:rFonts w:ascii="Times New Roman" w:eastAsia="Times New Roman" w:hAnsi="Times New Roman" w:cs="Times New Roman"/>
-          <w:b/>
-          <w:bCs/>
-          <w:sz w:val="28"/>
-          <w:szCs w:val="28"/>
-          <w:lang w:val="es-HN"/>
-        </w:rPr>
-      </w:pPr>
-    </w:p>
-    <w:p>
-      <w:pPr>
-        <w:rPr>
-          <w:rFonts w:ascii="Times New Roman" w:eastAsia="Times New Roman" w:hAnsi="Times New Roman" w:cs="Times New Roman"/>
-          <w:b/>
-          <w:bCs/>
-          <w:sz w:val="28"/>
-          <w:szCs w:val="28"/>
-          <w:lang w:val="es-HN"/>
-        </w:rPr>
-      </w:pPr>
-    </w:p>
-    <w:p>
-      <w:pPr>
-        <w:rPr>
-          <w:rFonts w:ascii="Times New Roman" w:eastAsia="Times New Roman" w:hAnsi="Times New Roman" w:cs="Times New Roman"/>
-          <w:b/>
-          <w:bCs/>
-          <w:sz w:val="28"/>
-          <w:szCs w:val="28"/>
-          <w:lang w:val="es-HN"/>
-        </w:rPr>
-      </w:pPr>
-    </w:p>
-    <w:p>
-      <w:pPr>
-        <w:rPr>
-          <w:rFonts w:ascii="Times New Roman" w:eastAsia="Times New Roman" w:hAnsi="Times New Roman" w:cs="Times New Roman"/>
-          <w:b/>
-          <w:bCs/>
-          <w:sz w:val="28"/>
-          <w:szCs w:val="28"/>
-          <w:lang w:val="es-HN"/>
-        </w:rPr>
-      </w:pPr>
-    </w:p>
-    <w:p>
-      <w:pPr>
-        <w:rPr>
-          <w:rFonts w:ascii="Times New Roman" w:eastAsia="Times New Roman" w:hAnsi="Times New Roman" w:cs="Times New Roman"/>
-          <w:b/>
-          <w:bCs/>
-          <w:sz w:val="28"/>
-          <w:szCs w:val="28"/>
-          <w:lang w:val="es-HN"/>
-        </w:rPr>
-      </w:pPr>
-    </w:p>
-    <w:p>
-      <w:pPr>
-        <w:rPr>
-          <w:rFonts w:ascii="Times New Roman" w:eastAsia="Times New Roman" w:hAnsi="Times New Roman" w:cs="Times New Roman"/>
-          <w:b/>
-          <w:bCs/>
-          <w:sz w:val="28"/>
-          <w:szCs w:val="28"/>
-          <w:lang w:val="es-HN"/>
-        </w:rPr>
-      </w:pPr>
-    </w:p>
-    <w:p>
-      <w:pPr>
-        <w:spacing w:before="3"/>
-        <w:rPr>
-          <w:rFonts w:ascii="Times New Roman" w:eastAsia="Times New Roman" w:hAnsi="Times New Roman" w:cs="Times New Roman"/>
-          <w:b/>
-          <w:bCs/>
-          <w:sz w:val="37"/>
-          <w:szCs w:val="37"/>
-          <w:lang w:val="es-HN"/>
-        </w:rPr>
-      </w:pPr>
-    </w:p>
-    <w:p>
-      <w:pPr>
-        <w:pStyle w:val="BodyText"/>
-        <w:ind w:left="3029" w:right="2473" w:firstLine="0"/>
-        <w:jc w:val="center"/>
-        <w:rPr>
-          <w:lang w:val="es-HN"/>
-        </w:rPr>
-      </w:pPr>
-      <w:r>
-        <w:rPr>
-          <w:lang w:val="es-HN"/>
-        </w:rPr>
-        <w:t>© Copyright</w:t>
-      </w:r>
-      <w:r>
-        <w:rPr>
-          <w:spacing w:val="-4"/>
-          <w:lang w:val="es-HN"/>
-        </w:rPr>
-        <w:t xml:space="preserve"> </w:t>
-      </w:r>
-      <w:r>
-        <w:rPr>
-          <w:lang w:val="es-HN"/>
-        </w:rPr>
-        <w:t>20</w:t>
-      </w:r>
-      <w:r>
-        <w:rPr>
-          <w:lang w:val="es-HN"/>
-        </w:rPr>
-        <w:t>23</w:t>
-      </w:r>
-    </w:p>
-    <w:p>
-      <w:pPr>
-        <w:pStyle w:val="BodyText"/>
-        <w:spacing w:before="5"/>
-        <w:ind w:left="3029" w:right="2470" w:firstLine="0"/>
-        <w:jc w:val="center"/>
-        <w:rPr>
-          <w:lang w:val="es-HN"/>
-        </w:rPr>
-      </w:pPr>
-      <w:r>
-        <w:rPr>
-          <w:lang w:val="es-HN"/>
-        </w:rPr>
-        <w:t>Nombre completo Alumno 1</w:t>
-      </w:r>
-    </w:p>
-    <w:p>
-      <w:pPr>
-        <w:pStyle w:val="BodyText"/>
-        <w:spacing w:before="5"/>
-        <w:ind w:left="3029" w:right="2470" w:firstLine="0"/>
-        <w:jc w:val="center"/>
-        <w:rPr>
-          <w:lang w:val="es-HN"/>
-        </w:rPr>
-      </w:pPr>
-      <w:r>
-        <w:rPr>
-          <w:lang w:val="es-HN"/>
-        </w:rPr>
-        <w:t>Nombre completo Alumno 2</w:t>
-      </w:r>
-    </w:p>
-    <w:p>
-      <w:pPr>
         <w:rPr>
           <w:rFonts w:ascii="Times New Roman" w:eastAsia="Times New Roman" w:hAnsi="Times New Roman" w:cs="Times New Roman"/>
           <w:sz w:val="24"/>
           <w:szCs w:val="24"/>
           <w:lang w:val="es-HN"/>
         </w:rPr>
-      </w:pPr>
-    </w:p>
-    <w:p>
-      <w:pPr>
-        <w:rPr>
-          <w:rFonts w:ascii="Times New Roman" w:eastAsia="Times New Roman" w:hAnsi="Times New Roman" w:cs="Times New Roman"/>
-          <w:sz w:val="24"/>
-          <w:szCs w:val="24"/>
-          <w:lang w:val="es-HN"/>
-        </w:rPr>
-      </w:pPr>
-    </w:p>
-    <w:p>
-      <w:pPr>
-        <w:rPr>
-          <w:rFonts w:ascii="Times New Roman" w:eastAsia="Times New Roman" w:hAnsi="Times New Roman" w:cs="Times New Roman"/>
-          <w:sz w:val="24"/>
-          <w:szCs w:val="24"/>
-          <w:lang w:val="es-HN"/>
-        </w:rPr>
-      </w:pPr>
-    </w:p>
-    <w:p>
-      <w:pPr>
-        <w:rPr>
-          <w:rFonts w:ascii="Times New Roman" w:eastAsia="Times New Roman" w:hAnsi="Times New Roman" w:cs="Times New Roman"/>
-          <w:sz w:val="24"/>
-          <w:szCs w:val="24"/>
-          <w:lang w:val="es-HN"/>
-        </w:rPr>
-      </w:pPr>
-    </w:p>
-    <w:p>
-      <w:pPr>
-        <w:rPr>
-          <w:rFonts w:ascii="Times New Roman" w:eastAsia="Times New Roman" w:hAnsi="Times New Roman" w:cs="Times New Roman"/>
-          <w:sz w:val="24"/>
-          <w:szCs w:val="24"/>
-          <w:lang w:val="es-HN"/>
-        </w:rPr>
-      </w:pPr>
-    </w:p>
-    <w:p>
-      <w:pPr>
-        <w:rPr>
-          <w:rFonts w:ascii="Times New Roman" w:eastAsia="Times New Roman" w:hAnsi="Times New Roman" w:cs="Times New Roman"/>
-          <w:sz w:val="24"/>
-          <w:szCs w:val="24"/>
-          <w:lang w:val="es-HN"/>
-        </w:rPr>
-      </w:pPr>
-    </w:p>
-    <w:p>
-      <w:pPr>
-        <w:rPr>
-          <w:rFonts w:ascii="Times New Roman" w:eastAsia="Times New Roman" w:hAnsi="Times New Roman" w:cs="Times New Roman"/>
-          <w:sz w:val="24"/>
-          <w:szCs w:val="24"/>
-          <w:lang w:val="es-HN"/>
-        </w:rPr>
-      </w:pPr>
-    </w:p>
-    <w:p>
-      <w:pPr>
-        <w:rPr>
-          <w:rFonts w:ascii="Times New Roman" w:eastAsia="Times New Roman" w:hAnsi="Times New Roman" w:cs="Times New Roman"/>
-          <w:sz w:val="24"/>
-          <w:szCs w:val="24"/>
-          <w:lang w:val="es-HN"/>
-        </w:rPr>
-      </w:pPr>
-    </w:p>
-    <w:p>
-      <w:pPr>
-        <w:rPr>
-          <w:rFonts w:ascii="Times New Roman" w:eastAsia="Times New Roman" w:hAnsi="Times New Roman" w:cs="Times New Roman"/>
-          <w:sz w:val="24"/>
-          <w:szCs w:val="24"/>
-          <w:lang w:val="es-HN"/>
-        </w:rPr>
-      </w:pPr>
-    </w:p>
-    <w:p>
-      <w:pPr>
-        <w:rPr>
-          <w:rFonts w:ascii="Times New Roman" w:eastAsia="Times New Roman" w:hAnsi="Times New Roman" w:cs="Times New Roman"/>
-          <w:sz w:val="24"/>
-          <w:szCs w:val="24"/>
-          <w:lang w:val="es-HN"/>
-        </w:rPr>
-      </w:pPr>
-    </w:p>
-    <w:p>
-      <w:pPr>
-        <w:rPr>
-          <w:rFonts w:ascii="Times New Roman" w:eastAsia="Times New Roman" w:hAnsi="Times New Roman" w:cs="Times New Roman"/>
-          <w:sz w:val="24"/>
-          <w:szCs w:val="24"/>
-          <w:lang w:val="es-HN"/>
-        </w:rPr>
-      </w:pPr>
-    </w:p>
-    <w:p>
-      <w:pPr>
-        <w:rPr>
-          <w:rFonts w:ascii="Times New Roman" w:eastAsia="Times New Roman" w:hAnsi="Times New Roman" w:cs="Times New Roman"/>
-          <w:sz w:val="24"/>
-          <w:szCs w:val="24"/>
-          <w:lang w:val="es-HN"/>
-        </w:rPr>
-      </w:pPr>
-    </w:p>
-    <w:p>
-      <w:pPr>
-        <w:pStyle w:val="BodyText"/>
-        <w:spacing w:before="147"/>
-        <w:ind w:left="3029" w:right="2470" w:firstLine="0"/>
-        <w:jc w:val="center"/>
-        <w:rPr>
-          <w:lang w:val="es-HN"/>
-        </w:rPr>
-      </w:pPr>
-      <w:r>
-        <w:rPr>
-          <w:lang w:val="es-HN"/>
-        </w:rPr>
-        <w:t>Todos los derechos son</w:t>
-      </w:r>
-      <w:r>
-        <w:rPr>
-          <w:spacing w:val="-8"/>
-          <w:lang w:val="es-HN"/>
-        </w:rPr>
-        <w:t xml:space="preserve"> </w:t>
-      </w:r>
-      <w:r>
-        <w:rPr>
-          <w:lang w:val="es-HN"/>
-        </w:rPr>
-        <w:t>reservados.</w:t>
-      </w:r>
-    </w:p>
-    <w:p>
-      <w:pPr>
-        <w:jc w:val="center"/>
-        <w:rPr>
-          <w:lang w:val="es-HN"/>
-        </w:rPr>
         <w:sectPr>
-          <w:pgSz w:w="12240" w:h="15840"/>
-          <w:pgMar w:top="1240" w:right="1220" w:bottom="1240" w:left="1340" w:header="0" w:footer="1047" w:gutter="0"/>
-          <w:cols w:space="720"/>
-        </w:sectPr>
-      </w:pPr>
-    </w:p>
-    <w:p>
-      <w:pPr>
-        <w:spacing w:line="480" w:lineRule="auto"/>
-        <w:rPr>
-          <w:rFonts w:ascii="Times New Roman" w:eastAsia="Times New Roman" w:hAnsi="Times New Roman" w:cs="Times New Roman"/>
-          <w:sz w:val="24"/>
-          <w:szCs w:val="24"/>
-          <w:lang w:val="es-HN"/>
-        </w:rPr>
-      </w:pPr>
-      <w:bookmarkStart w:id="5" w:name="_bookmark82"/>
-      <w:bookmarkEnd w:id="5"/>
-    </w:p>
-    <w:p>
-      <w:pPr>
-        <w:rPr>
-          <w:rFonts w:ascii="Times New Roman" w:eastAsia="Times New Roman" w:hAnsi="Times New Roman" w:cs="Times New Roman"/>
-          <w:sz w:val="24"/>
-          <w:szCs w:val="24"/>
-          <w:lang w:val="es-HN"/>
-        </w:rPr>
-        <w:sectPr>
+          <w:footerReference w:type="default" r:id="rId12"/>
           <w:type w:val="continuous"/>
           <w:pgSz w:w="12240" w:h="15840"/>
           <w:pgMar w:top="1500" w:right="1160" w:bottom="280" w:left="1340" w:header="720" w:footer="720" w:gutter="0"/>
@@ -2051,25 +577,25 @@
       <w:pPr>
         <w:pStyle w:val="Heading1"/>
       </w:pPr>
-      <w:bookmarkStart w:id="6" w:name="_Toc474331175"/>
-      <w:bookmarkStart w:id="7" w:name="_Toc474331374"/>
-      <w:bookmarkStart w:id="8" w:name="_Toc231845571"/>
-      <w:commentRangeStart w:id="9"/>
+      <w:bookmarkStart w:id="1" w:name="_Toc474331175"/>
+      <w:bookmarkStart w:id="2" w:name="_Toc474331374"/>
+      <w:bookmarkStart w:id="3" w:name="_Toc231846280"/>
+      <w:commentRangeStart w:id="4"/>
       <w:r>
         <w:lastRenderedPageBreak/>
         <w:t>ÍNDICE DE CONTENIDO</w:t>
       </w:r>
-      <w:bookmarkEnd w:id="6"/>
-      <w:bookmarkEnd w:id="7"/>
-      <w:bookmarkEnd w:id="8"/>
-      <w:commentRangeEnd w:id="9"/>
+      <w:bookmarkEnd w:id="1"/>
+      <w:bookmarkEnd w:id="2"/>
+      <w:bookmarkEnd w:id="3"/>
+      <w:commentRangeEnd w:id="4"/>
       <w:r>
         <w:rPr>
           <w:rStyle w:val="CommentReference"/>
           <w:sz w:val="28"/>
           <w:szCs w:val="28"/>
         </w:rPr>
-        <w:commentReference w:id="9"/>
+        <w:commentReference w:id="4"/>
       </w:r>
     </w:p>
     <w:p>
@@ -2093,7 +619,7 @@
       <w:r>
         <w:fldChar w:fldCharType="separate"/>
       </w:r>
-      <w:hyperlink w:anchor="_Toc231845571" w:history="1">
+      <w:hyperlink w:anchor="_Toc231846280" w:history="1">
         <w:r>
           <w:rPr>
             <w:rStyle w:val="Hyperlink"/>
@@ -2120,7 +646,7 @@
             <w:noProof/>
             <w:webHidden/>
           </w:rPr>
-          <w:instrText xml:space="preserve"> PAGEREF _Toc231845571 \h </w:instrText>
+          <w:instrText xml:space="preserve"> PAGEREF _Toc231846280 \h </w:instrText>
         </w:r>
         <w:r>
           <w:rPr>
@@ -2140,7 +666,7 @@
             <w:noProof/>
             <w:webHidden/>
           </w:rPr>
-          <w:t>v</w:t>
+          <w:t>ii</w:t>
         </w:r>
         <w:r>
           <w:rPr>
@@ -2163,7 +689,7 @@
           <w14:ligatures w14:val="standardContextual"/>
         </w:rPr>
       </w:pPr>
-      <w:hyperlink w:anchor="_Toc231845572" w:history="1">
+      <w:hyperlink w:anchor="_Toc231846281" w:history="1">
         <w:r>
           <w:rPr>
             <w:rStyle w:val="Hyperlink"/>
@@ -2190,7 +716,7 @@
             <w:noProof/>
             <w:webHidden/>
           </w:rPr>
-          <w:instrText xml:space="preserve"> PAGEREF _Toc231845572 \h </w:instrText>
+          <w:instrText xml:space="preserve"> PAGEREF _Toc231846281 \h </w:instrText>
         </w:r>
         <w:r>
           <w:rPr>
@@ -2237,7 +763,7 @@
           <w14:ligatures w14:val="standardContextual"/>
         </w:rPr>
       </w:pPr>
-      <w:hyperlink w:anchor="_Toc231845573" w:history="1">
+      <w:hyperlink w:anchor="_Toc231846282" w:history="1">
         <w:r>
           <w:rPr>
             <w:rStyle w:val="Hyperlink"/>
@@ -2282,7 +808,7 @@
             <w:noProof/>
             <w:webHidden/>
           </w:rPr>
-          <w:instrText xml:space="preserve"> PAGEREF _Toc231845573 \h </w:instrText>
+          <w:instrText xml:space="preserve"> PAGEREF _Toc231846282 \h </w:instrText>
         </w:r>
         <w:r>
           <w:rPr>
@@ -2328,7 +854,7 @@
           <w14:ligatures w14:val="standardContextual"/>
         </w:rPr>
       </w:pPr>
-      <w:hyperlink w:anchor="_Toc231845574" w:history="1">
+      <w:hyperlink w:anchor="_Toc231846283" w:history="1">
         <w:r>
           <w:rPr>
             <w:rStyle w:val="Hyperlink"/>
@@ -2368,7 +894,7 @@
             <w:noProof/>
             <w:webHidden/>
           </w:rPr>
-          <w:instrText xml:space="preserve"> PAGEREF _Toc231845574 \h </w:instrText>
+          <w:instrText xml:space="preserve"> PAGEREF _Toc231846283 \h </w:instrText>
         </w:r>
         <w:r>
           <w:rPr>
@@ -2414,7 +940,7 @@
           <w14:ligatures w14:val="standardContextual"/>
         </w:rPr>
       </w:pPr>
-      <w:hyperlink w:anchor="_Toc231845575" w:history="1">
+      <w:hyperlink w:anchor="_Toc231846284" w:history="1">
         <w:r>
           <w:rPr>
             <w:rStyle w:val="Hyperlink"/>
@@ -2444,7 +970,7 @@
             <w:noProof/>
             <w:webHidden/>
           </w:rPr>
-          <w:instrText xml:space="preserve"> PAGEREF _Toc231845575 \h </w:instrText>
+          <w:instrText xml:space="preserve"> PAGEREF _Toc231846284 \h </w:instrText>
         </w:r>
         <w:r>
           <w:rPr>
@@ -2490,7 +1016,7 @@
           <w14:ligatures w14:val="standardContextual"/>
         </w:rPr>
       </w:pPr>
-      <w:hyperlink w:anchor="_Toc231845576" w:history="1">
+      <w:hyperlink w:anchor="_Toc231846285" w:history="1">
         <w:r>
           <w:rPr>
             <w:rStyle w:val="Hyperlink"/>
@@ -2520,7 +1046,7 @@
             <w:noProof/>
             <w:webHidden/>
           </w:rPr>
-          <w:instrText xml:space="preserve"> PAGEREF _Toc231845576 \h </w:instrText>
+          <w:instrText xml:space="preserve"> PAGEREF _Toc231846285 \h </w:instrText>
         </w:r>
         <w:r>
           <w:rPr>
@@ -2566,7 +1092,7 @@
           <w14:ligatures w14:val="standardContextual"/>
         </w:rPr>
       </w:pPr>
-      <w:hyperlink w:anchor="_Toc231845577" w:history="1">
+      <w:hyperlink w:anchor="_Toc231846286" w:history="1">
         <w:r>
           <w:rPr>
             <w:rStyle w:val="Hyperlink"/>
@@ -2596,7 +1122,7 @@
             <w:noProof/>
             <w:webHidden/>
           </w:rPr>
-          <w:instrText xml:space="preserve"> PAGEREF _Toc231845577 \h </w:instrText>
+          <w:instrText xml:space="preserve"> PAGEREF _Toc231846286 \h </w:instrText>
         </w:r>
         <w:r>
           <w:rPr>
@@ -2642,7 +1168,7 @@
           <w14:ligatures w14:val="standardContextual"/>
         </w:rPr>
       </w:pPr>
-      <w:hyperlink w:anchor="_Toc231845578" w:history="1">
+      <w:hyperlink w:anchor="_Toc231846287" w:history="1">
         <w:r>
           <w:rPr>
             <w:rStyle w:val="Hyperlink"/>
@@ -2672,7 +1198,7 @@
             <w:noProof/>
             <w:webHidden/>
           </w:rPr>
-          <w:instrText xml:space="preserve"> PAGEREF _Toc231845578 \h </w:instrText>
+          <w:instrText xml:space="preserve"> PAGEREF _Toc231846287 \h </w:instrText>
         </w:r>
         <w:r>
           <w:rPr>
@@ -2719,7 +1245,7 @@
           <w14:ligatures w14:val="standardContextual"/>
         </w:rPr>
       </w:pPr>
-      <w:hyperlink w:anchor="_Toc231845579" w:history="1">
+      <w:hyperlink w:anchor="_Toc231846288" w:history="1">
         <w:r>
           <w:rPr>
             <w:rStyle w:val="Hyperlink"/>
@@ -2766,7 +1292,7 @@
             <w:noProof/>
             <w:webHidden/>
           </w:rPr>
-          <w:instrText xml:space="preserve"> PAGEREF _Toc231845579 \h </w:instrText>
+          <w:instrText xml:space="preserve"> PAGEREF _Toc231846288 \h </w:instrText>
         </w:r>
         <w:r>
           <w:rPr>
@@ -2812,7 +1338,7 @@
           <w14:ligatures w14:val="standardContextual"/>
         </w:rPr>
       </w:pPr>
-      <w:hyperlink w:anchor="_Toc231845580" w:history="1">
+      <w:hyperlink w:anchor="_Toc231846289" w:history="1">
         <w:r>
           <w:rPr>
             <w:rStyle w:val="Hyperlink"/>
@@ -2842,7 +1368,7 @@
             <w:noProof/>
             <w:webHidden/>
           </w:rPr>
-          <w:instrText xml:space="preserve"> PAGEREF _Toc231845580 \h </w:instrText>
+          <w:instrText xml:space="preserve"> PAGEREF _Toc231846289 \h </w:instrText>
         </w:r>
         <w:r>
           <w:rPr>
@@ -2888,7 +1414,7 @@
           <w14:ligatures w14:val="standardContextual"/>
         </w:rPr>
       </w:pPr>
-      <w:hyperlink w:anchor="_Toc231845581" w:history="1">
+      <w:hyperlink w:anchor="_Toc231846290" w:history="1">
         <w:r>
           <w:rPr>
             <w:rStyle w:val="Hyperlink"/>
@@ -2918,7 +1444,7 @@
             <w:noProof/>
             <w:webHidden/>
           </w:rPr>
-          <w:instrText xml:space="preserve"> PAGEREF _Toc231845581 \h </w:instrText>
+          <w:instrText xml:space="preserve"> PAGEREF _Toc231846290 \h </w:instrText>
         </w:r>
         <w:r>
           <w:rPr>
@@ -2964,7 +1490,7 @@
           <w14:ligatures w14:val="standardContextual"/>
         </w:rPr>
       </w:pPr>
-      <w:hyperlink w:anchor="_Toc231845582" w:history="1">
+      <w:hyperlink w:anchor="_Toc231846291" w:history="1">
         <w:r>
           <w:rPr>
             <w:rStyle w:val="Hyperlink"/>
@@ -2994,7 +1520,7 @@
             <w:noProof/>
             <w:webHidden/>
           </w:rPr>
-          <w:instrText xml:space="preserve"> PAGEREF _Toc231845582 \h </w:instrText>
+          <w:instrText xml:space="preserve"> PAGEREF _Toc231846291 \h </w:instrText>
         </w:r>
         <w:r>
           <w:rPr>
@@ -3040,7 +1566,7 @@
           <w14:ligatures w14:val="standardContextual"/>
         </w:rPr>
       </w:pPr>
-      <w:hyperlink w:anchor="_Toc231845583" w:history="1">
+      <w:hyperlink w:anchor="_Toc231846292" w:history="1">
         <w:r>
           <w:rPr>
             <w:rStyle w:val="Hyperlink"/>
@@ -3070,7 +1596,7 @@
             <w:noProof/>
             <w:webHidden/>
           </w:rPr>
-          <w:instrText xml:space="preserve"> PAGEREF _Toc231845583 \h </w:instrText>
+          <w:instrText xml:space="preserve"> PAGEREF _Toc231846292 \h </w:instrText>
         </w:r>
         <w:r>
           <w:rPr>
@@ -3116,7 +1642,7 @@
           <w14:ligatures w14:val="standardContextual"/>
         </w:rPr>
       </w:pPr>
-      <w:hyperlink w:anchor="_Toc231845584" w:history="1">
+      <w:hyperlink w:anchor="_Toc231846293" w:history="1">
         <w:r>
           <w:rPr>
             <w:rStyle w:val="Hyperlink"/>
@@ -3146,7 +1672,7 @@
             <w:noProof/>
             <w:webHidden/>
           </w:rPr>
-          <w:instrText xml:space="preserve"> PAGEREF _Toc231845584 \h </w:instrText>
+          <w:instrText xml:space="preserve"> PAGEREF _Toc231846293 \h </w:instrText>
         </w:r>
         <w:r>
           <w:rPr>
@@ -3193,7 +1719,7 @@
           <w14:ligatures w14:val="standardContextual"/>
         </w:rPr>
       </w:pPr>
-      <w:hyperlink w:anchor="_Toc231845585" w:history="1">
+      <w:hyperlink w:anchor="_Toc231846294" w:history="1">
         <w:r>
           <w:rPr>
             <w:rStyle w:val="Hyperlink"/>
@@ -3240,7 +1766,7 @@
             <w:noProof/>
             <w:webHidden/>
           </w:rPr>
-          <w:instrText xml:space="preserve"> PAGEREF _Toc231845585 \h </w:instrText>
+          <w:instrText xml:space="preserve"> PAGEREF _Toc231846294 \h </w:instrText>
         </w:r>
         <w:r>
           <w:rPr>
@@ -3286,7 +1812,7 @@
           <w14:ligatures w14:val="standardContextual"/>
         </w:rPr>
       </w:pPr>
-      <w:hyperlink w:anchor="_Toc231845586" w:history="1">
+      <w:hyperlink w:anchor="_Toc231846295" w:history="1">
         <w:r>
           <w:rPr>
             <w:rStyle w:val="Hyperlink"/>
@@ -3316,7 +1842,7 @@
             <w:noProof/>
             <w:webHidden/>
           </w:rPr>
-          <w:instrText xml:space="preserve"> PAGEREF _Toc231845586 \h </w:instrText>
+          <w:instrText xml:space="preserve"> PAGEREF _Toc231846295 \h </w:instrText>
         </w:r>
         <w:r>
           <w:rPr>
@@ -3362,7 +1888,7 @@
           <w14:ligatures w14:val="standardContextual"/>
         </w:rPr>
       </w:pPr>
-      <w:hyperlink w:anchor="_Toc231845587" w:history="1">
+      <w:hyperlink w:anchor="_Toc231846296" w:history="1">
         <w:r>
           <w:rPr>
             <w:rStyle w:val="Hyperlink"/>
@@ -3392,7 +1918,7 @@
             <w:noProof/>
             <w:webHidden/>
           </w:rPr>
-          <w:instrText xml:space="preserve"> PAGEREF _Toc231845587 \h </w:instrText>
+          <w:instrText xml:space="preserve"> PAGEREF _Toc231846296 \h </w:instrText>
         </w:r>
         <w:r>
           <w:rPr>
@@ -3438,7 +1964,7 @@
           <w14:ligatures w14:val="standardContextual"/>
         </w:rPr>
       </w:pPr>
-      <w:hyperlink w:anchor="_Toc231845588" w:history="1">
+      <w:hyperlink w:anchor="_Toc231846297" w:history="1">
         <w:r>
           <w:rPr>
             <w:rStyle w:val="Hyperlink"/>
@@ -3468,7 +1994,7 @@
             <w:noProof/>
             <w:webHidden/>
           </w:rPr>
-          <w:instrText xml:space="preserve"> PAGEREF _Toc231845588 \h </w:instrText>
+          <w:instrText xml:space="preserve"> PAGEREF _Toc231846297 \h </w:instrText>
         </w:r>
         <w:r>
           <w:rPr>
@@ -3514,7 +2040,7 @@
           <w14:ligatures w14:val="standardContextual"/>
         </w:rPr>
       </w:pPr>
-      <w:hyperlink w:anchor="_Toc231845589" w:history="1">
+      <w:hyperlink w:anchor="_Toc231846298" w:history="1">
         <w:r>
           <w:rPr>
             <w:rStyle w:val="Hyperlink"/>
@@ -3544,7 +2070,7 @@
             <w:noProof/>
             <w:webHidden/>
           </w:rPr>
-          <w:instrText xml:space="preserve"> PAGEREF _Toc231845589 \h </w:instrText>
+          <w:instrText xml:space="preserve"> PAGEREF _Toc231846298 \h </w:instrText>
         </w:r>
         <w:r>
           <w:rPr>
@@ -3591,7 +2117,7 @@
           <w14:ligatures w14:val="standardContextual"/>
         </w:rPr>
       </w:pPr>
-      <w:hyperlink w:anchor="_Toc231845590" w:history="1">
+      <w:hyperlink w:anchor="_Toc231846299" w:history="1">
         <w:r>
           <w:rPr>
             <w:rStyle w:val="Hyperlink"/>
@@ -3638,7 +2164,7 @@
             <w:noProof/>
             <w:webHidden/>
           </w:rPr>
-          <w:instrText xml:space="preserve"> PAGEREF _Toc231845590 \h </w:instrText>
+          <w:instrText xml:space="preserve"> PAGEREF _Toc231846299 \h </w:instrText>
         </w:r>
         <w:r>
           <w:rPr>
@@ -3685,7 +2211,7 @@
           <w14:ligatures w14:val="standardContextual"/>
         </w:rPr>
       </w:pPr>
-      <w:hyperlink w:anchor="_Toc231845591" w:history="1">
+      <w:hyperlink w:anchor="_Toc231846300" w:history="1">
         <w:r>
           <w:rPr>
             <w:rStyle w:val="Hyperlink"/>
@@ -3732,7 +2258,7 @@
             <w:noProof/>
             <w:webHidden/>
           </w:rPr>
-          <w:instrText xml:space="preserve"> PAGEREF _Toc231845591 \h </w:instrText>
+          <w:instrText xml:space="preserve"> PAGEREF _Toc231846300 \h </w:instrText>
         </w:r>
         <w:r>
           <w:rPr>
@@ -3779,7 +2305,7 @@
           <w14:ligatures w14:val="standardContextual"/>
         </w:rPr>
       </w:pPr>
-      <w:hyperlink w:anchor="_Toc231845592" w:history="1">
+      <w:hyperlink w:anchor="_Toc231846301" w:history="1">
         <w:r>
           <w:rPr>
             <w:rStyle w:val="Hyperlink"/>
@@ -3826,7 +2352,7 @@
             <w:noProof/>
             <w:webHidden/>
           </w:rPr>
-          <w:instrText xml:space="preserve"> PAGEREF _Toc231845592 \h </w:instrText>
+          <w:instrText xml:space="preserve"> PAGEREF _Toc231846301 \h </w:instrText>
         </w:r>
         <w:r>
           <w:rPr>
@@ -3873,7 +2399,7 @@
           <w14:ligatures w14:val="standardContextual"/>
         </w:rPr>
       </w:pPr>
-      <w:hyperlink w:anchor="_Toc231845593" w:history="1">
+      <w:hyperlink w:anchor="_Toc231846302" w:history="1">
         <w:r>
           <w:rPr>
             <w:rStyle w:val="Hyperlink"/>
@@ -3920,7 +2446,7 @@
             <w:noProof/>
             <w:webHidden/>
           </w:rPr>
-          <w:instrText xml:space="preserve"> PAGEREF _Toc231845593 \h </w:instrText>
+          <w:instrText xml:space="preserve"> PAGEREF _Toc231846302 \h </w:instrText>
         </w:r>
         <w:r>
           <w:rPr>
@@ -3967,7 +2493,7 @@
           <w14:ligatures w14:val="standardContextual"/>
         </w:rPr>
       </w:pPr>
-      <w:hyperlink w:anchor="_Toc231845594" w:history="1">
+      <w:hyperlink w:anchor="_Toc231846303" w:history="1">
         <w:r>
           <w:rPr>
             <w:rStyle w:val="Hyperlink"/>
@@ -4014,7 +2540,7 @@
             <w:noProof/>
             <w:webHidden/>
           </w:rPr>
-          <w:instrText xml:space="preserve"> PAGEREF _Toc231845594 \h </w:instrText>
+          <w:instrText xml:space="preserve"> PAGEREF _Toc231846303 \h </w:instrText>
         </w:r>
         <w:r>
           <w:rPr>
@@ -4061,7 +2587,7 @@
           <w14:ligatures w14:val="standardContextual"/>
         </w:rPr>
       </w:pPr>
-      <w:hyperlink w:anchor="_Toc231845595" w:history="1">
+      <w:hyperlink w:anchor="_Toc231846304" w:history="1">
         <w:r>
           <w:rPr>
             <w:rStyle w:val="Hyperlink"/>
@@ -4108,7 +2634,7 @@
             <w:noProof/>
             <w:webHidden/>
           </w:rPr>
-          <w:instrText xml:space="preserve"> PAGEREF _Toc231845595 \h </w:instrText>
+          <w:instrText xml:space="preserve"> PAGEREF _Toc231846304 \h </w:instrText>
         </w:r>
         <w:r>
           <w:rPr>
@@ -4151,7 +2677,7 @@
           <w14:ligatures w14:val="standardContextual"/>
         </w:rPr>
       </w:pPr>
-      <w:hyperlink w:anchor="_Toc231845596" w:history="1">
+      <w:hyperlink w:anchor="_Toc231846305" w:history="1">
         <w:r>
           <w:rPr>
             <w:rStyle w:val="Hyperlink"/>
@@ -4179,7 +2705,7 @@
             <w:noProof/>
             <w:webHidden/>
           </w:rPr>
-          <w:instrText xml:space="preserve"> PAGEREF _Toc231845596 \h </w:instrText>
+          <w:instrText xml:space="preserve"> PAGEREF _Toc231846305 \h </w:instrText>
         </w:r>
         <w:r>
           <w:rPr>
@@ -4222,7 +2748,7 @@
           <w14:ligatures w14:val="standardContextual"/>
         </w:rPr>
       </w:pPr>
-      <w:hyperlink w:anchor="_Toc231845597" w:history="1">
+      <w:hyperlink w:anchor="_Toc231846306" w:history="1">
         <w:r>
           <w:rPr>
             <w:rStyle w:val="Hyperlink"/>
@@ -4249,7 +2775,7 @@
             <w:noProof/>
             <w:webHidden/>
           </w:rPr>
-          <w:instrText xml:space="preserve"> PAGEREF _Toc231845597 \h </w:instrText>
+          <w:instrText xml:space="preserve"> PAGEREF _Toc231846306 \h </w:instrText>
         </w:r>
         <w:r>
           <w:rPr>
@@ -4309,9 +2835,9 @@
       <w:pPr>
         <w:pStyle w:val="Heading1"/>
       </w:pPr>
-      <w:bookmarkStart w:id="10" w:name="_Toc474331176"/>
-      <w:bookmarkStart w:id="11" w:name="_Toc474331375"/>
-      <w:bookmarkStart w:id="12" w:name="_Toc231845572"/>
+      <w:bookmarkStart w:id="5" w:name="_Toc474331176"/>
+      <w:bookmarkStart w:id="6" w:name="_Toc474331375"/>
+      <w:bookmarkStart w:id="7" w:name="_Toc231846281"/>
       <w:r>
         <w:lastRenderedPageBreak/>
         <w:t xml:space="preserve">CAPÍTULO I. </w:t>
@@ -4319,9 +2845,9 @@
       <w:r>
         <w:t>PLANTEAMIENTO DE LA INVESTIGACIÓN</w:t>
       </w:r>
-      <w:bookmarkEnd w:id="10"/>
-      <w:bookmarkEnd w:id="11"/>
-      <w:bookmarkEnd w:id="12"/>
+      <w:bookmarkEnd w:id="5"/>
+      <w:bookmarkEnd w:id="6"/>
+      <w:bookmarkEnd w:id="7"/>
     </w:p>
     <w:p>
       <w:pPr>
@@ -4332,15 +2858,15 @@
         </w:numPr>
         <w:spacing w:line="360" w:lineRule="auto"/>
       </w:pPr>
-      <w:bookmarkStart w:id="13" w:name="_Toc474331178"/>
-      <w:bookmarkStart w:id="14" w:name="_Toc474331377"/>
-      <w:bookmarkStart w:id="15" w:name="_Toc231845573"/>
+      <w:bookmarkStart w:id="8" w:name="_Toc474331178"/>
+      <w:bookmarkStart w:id="9" w:name="_Toc474331377"/>
+      <w:bookmarkStart w:id="10" w:name="_Toc231846282"/>
       <w:r>
         <w:t>ANTECEDENTES DEL PROBLEMA</w:t>
       </w:r>
-      <w:bookmarkEnd w:id="13"/>
-      <w:bookmarkEnd w:id="14"/>
-      <w:bookmarkEnd w:id="15"/>
+      <w:bookmarkEnd w:id="8"/>
+      <w:bookmarkEnd w:id="9"/>
+      <w:bookmarkEnd w:id="10"/>
     </w:p>
     <w:p>
       <w:pPr>
@@ -4352,7 +2878,7 @@
           <w:lang w:val="es-419"/>
         </w:rPr>
       </w:pPr>
-      <w:bookmarkStart w:id="16" w:name="_Toc231845574"/>
+      <w:bookmarkStart w:id="11" w:name="_Toc231846283"/>
       <w:r>
         <w:rPr>
           <w:rFonts w:eastAsia="Times New Roman"/>
@@ -4407,7 +2933,7 @@
         </w:rPr>
         <w:t>ica</w:t>
       </w:r>
-      <w:bookmarkEnd w:id="16"/>
+      <w:bookmarkEnd w:id="11"/>
     </w:p>
     <w:p>
       <w:pPr>
@@ -4468,7 +2994,7 @@
           <w:lang w:val="es-419"/>
         </w:rPr>
       </w:pPr>
-      <w:bookmarkStart w:id="17" w:name="_Toc231845575"/>
+      <w:bookmarkStart w:id="12" w:name="_Toc231846284"/>
       <w:r>
         <w:rPr>
           <w:rFonts w:eastAsia="Times New Roman"/>
@@ -4523,7 +3049,7 @@
         </w:rPr>
         <w:t>Tendencias Tecnológicas Relevantes</w:t>
       </w:r>
-      <w:bookmarkEnd w:id="17"/>
+      <w:bookmarkEnd w:id="12"/>
     </w:p>
     <w:p>
       <w:pPr>
@@ -4577,7 +3103,7 @@
           <w:lang w:val="es-419"/>
         </w:rPr>
       </w:pPr>
-      <w:bookmarkStart w:id="18" w:name="_Toc231845576"/>
+      <w:bookmarkStart w:id="13" w:name="_Toc231846285"/>
       <w:r>
         <w:rPr>
           <w:rFonts w:eastAsia="Times New Roman"/>
@@ -4632,7 +3158,7 @@
         </w:rPr>
         <w:t>Investigaciones Recientes</w:t>
       </w:r>
-      <w:bookmarkEnd w:id="18"/>
+      <w:bookmarkEnd w:id="13"/>
     </w:p>
     <w:p>
       <w:pPr>
@@ -4728,7 +3254,7 @@
           <w:lang w:val="es-419"/>
         </w:rPr>
       </w:pPr>
-      <w:bookmarkStart w:id="19" w:name="_Toc231845577"/>
+      <w:bookmarkStart w:id="14" w:name="_Toc231846286"/>
       <w:r>
         <w:rPr>
           <w:rFonts w:eastAsia="Times New Roman"/>
@@ -4783,7 +3309,7 @@
         </w:rPr>
         <w:t>Soluciones Existentes y Limitaciones</w:t>
       </w:r>
-      <w:bookmarkEnd w:id="19"/>
+      <w:bookmarkEnd w:id="14"/>
     </w:p>
     <w:p>
       <w:pPr>
@@ -4844,7 +3370,7 @@
           <w:lang w:val="es-419"/>
         </w:rPr>
       </w:pPr>
-      <w:bookmarkStart w:id="20" w:name="_Toc231845578"/>
+      <w:bookmarkStart w:id="15" w:name="_Toc231846287"/>
       <w:r>
         <w:rPr>
           <w:rFonts w:eastAsia="Times New Roman"/>
@@ -4899,7 +3425,7 @@
         </w:rPr>
         <w:t>Datos y Estadísticas que Justifican la Problemática</w:t>
       </w:r>
-      <w:bookmarkEnd w:id="20"/>
+      <w:bookmarkEnd w:id="15"/>
     </w:p>
     <w:p>
       <w:pPr>
@@ -5037,18 +3563,18 @@
           <w:lang w:val="es-HN"/>
         </w:rPr>
       </w:pPr>
-      <w:bookmarkStart w:id="21" w:name="_Toc474331179"/>
-      <w:bookmarkStart w:id="22" w:name="_Toc474331378"/>
-      <w:bookmarkStart w:id="23" w:name="_Toc231845579"/>
+      <w:bookmarkStart w:id="16" w:name="_Toc474331179"/>
+      <w:bookmarkStart w:id="17" w:name="_Toc474331378"/>
+      <w:bookmarkStart w:id="18" w:name="_Toc231846288"/>
       <w:r>
         <w:rPr>
           <w:lang w:val="es-HN"/>
         </w:rPr>
         <w:t>DEFINICIÓN DEL PROBLEMA</w:t>
       </w:r>
-      <w:bookmarkEnd w:id="21"/>
-      <w:bookmarkEnd w:id="22"/>
-      <w:bookmarkEnd w:id="23"/>
+      <w:bookmarkEnd w:id="16"/>
+      <w:bookmarkEnd w:id="17"/>
+      <w:bookmarkEnd w:id="18"/>
     </w:p>
     <w:p>
       <w:pPr>
@@ -5074,7 +3600,7 @@
           <w:lang w:val="es-419"/>
         </w:rPr>
       </w:pPr>
-      <w:bookmarkStart w:id="24" w:name="_Toc231845580"/>
+      <w:bookmarkStart w:id="19" w:name="_Toc231846289"/>
       <w:r>
         <w:rPr>
           <w:rFonts w:eastAsia="Times New Roman"/>
@@ -5129,7 +3655,7 @@
         </w:rPr>
         <w:t>Contexto</w:t>
       </w:r>
-      <w:bookmarkEnd w:id="24"/>
+      <w:bookmarkEnd w:id="19"/>
     </w:p>
     <w:p>
       <w:pPr>
@@ -5170,7 +3696,7 @@
           <w:lang w:val="es-419"/>
         </w:rPr>
       </w:pPr>
-      <w:bookmarkStart w:id="25" w:name="_Toc231845581"/>
+      <w:bookmarkStart w:id="20" w:name="_Toc231846290"/>
       <w:r>
         <w:rPr>
           <w:rFonts w:eastAsia="Times New Roman"/>
@@ -5225,7 +3751,7 @@
         </w:rPr>
         <w:t>Evidencia</w:t>
       </w:r>
-      <w:bookmarkEnd w:id="25"/>
+      <w:bookmarkEnd w:id="20"/>
     </w:p>
     <w:p>
       <w:pPr>
@@ -5265,7 +3791,7 @@
           <w:lang w:val="es-419"/>
         </w:rPr>
       </w:pPr>
-      <w:bookmarkStart w:id="26" w:name="_Toc231845582"/>
+      <w:bookmarkStart w:id="21" w:name="_Toc231846291"/>
       <w:r>
         <w:rPr>
           <w:rFonts w:eastAsia="Times New Roman"/>
@@ -5320,7 +3846,7 @@
         </w:rPr>
         <w:t>Afectados</w:t>
       </w:r>
-      <w:bookmarkEnd w:id="26"/>
+      <w:bookmarkEnd w:id="21"/>
     </w:p>
     <w:p>
       <w:pPr>
@@ -5381,7 +3907,7 @@
           <w:lang w:val="es-419"/>
         </w:rPr>
       </w:pPr>
-      <w:bookmarkStart w:id="27" w:name="_Toc231845583"/>
+      <w:bookmarkStart w:id="22" w:name="_Toc231846292"/>
       <w:r>
         <w:rPr>
           <w:rFonts w:eastAsia="Times New Roman"/>
@@ -5436,7 +3962,7 @@
         </w:rPr>
         <w:t>Consecuencias</w:t>
       </w:r>
-      <w:bookmarkEnd w:id="27"/>
+      <w:bookmarkEnd w:id="22"/>
     </w:p>
     <w:p>
       <w:pPr>
@@ -5462,7 +3988,7 @@
           <w:lang w:val="es-419"/>
         </w:rPr>
       </w:pPr>
-      <w:bookmarkStart w:id="28" w:name="_Toc231845584"/>
+      <w:bookmarkStart w:id="23" w:name="_Toc231846293"/>
       <w:r>
         <w:rPr>
           <w:rFonts w:eastAsia="Times New Roman"/>
@@ -5517,7 +4043,7 @@
         </w:rPr>
         <w:t>Por qué Merece Investigación</w:t>
       </w:r>
-      <w:bookmarkEnd w:id="28"/>
+      <w:bookmarkEnd w:id="23"/>
     </w:p>
     <w:p>
       <w:pPr>
@@ -5536,8 +4062,8 @@
         <w:lastRenderedPageBreak/>
         <w:t>institucional.</w:t>
       </w:r>
-      <w:bookmarkStart w:id="29" w:name="_Toc474331180"/>
-      <w:bookmarkStart w:id="30" w:name="_Toc474331379"/>
+      <w:bookmarkStart w:id="24" w:name="_Toc474331180"/>
+      <w:bookmarkStart w:id="25" w:name="_Toc474331379"/>
     </w:p>
     <w:p>
       <w:pPr>
@@ -5550,18 +4076,18 @@
           <w:lang w:val="es-HN"/>
         </w:rPr>
       </w:pPr>
-      <w:bookmarkStart w:id="31" w:name="_Toc474331181"/>
-      <w:bookmarkStart w:id="32" w:name="_Toc474331380"/>
-      <w:bookmarkStart w:id="33" w:name="_Toc231845585"/>
+      <w:bookmarkStart w:id="26" w:name="_Toc474331181"/>
+      <w:bookmarkStart w:id="27" w:name="_Toc474331380"/>
+      <w:bookmarkStart w:id="28" w:name="_Toc231846294"/>
       <w:r>
         <w:rPr>
           <w:lang w:val="es-HN"/>
         </w:rPr>
         <w:t>JUSTIFICACIÓN</w:t>
       </w:r>
-      <w:bookmarkEnd w:id="31"/>
-      <w:bookmarkEnd w:id="32"/>
-      <w:bookmarkEnd w:id="33"/>
+      <w:bookmarkEnd w:id="26"/>
+      <w:bookmarkEnd w:id="27"/>
+      <w:bookmarkEnd w:id="28"/>
     </w:p>
     <w:p>
       <w:pPr>
@@ -5581,7 +4107,7 @@
           <w:lang w:val="es-419"/>
         </w:rPr>
       </w:pPr>
-      <w:bookmarkStart w:id="34" w:name="_Toc231845586"/>
+      <w:bookmarkStart w:id="29" w:name="_Toc231846295"/>
       <w:r>
         <w:rPr>
           <w:rFonts w:eastAsia="Times New Roman"/>
@@ -5636,7 +4162,7 @@
         </w:rPr>
         <w:t>Justificación Científica</w:t>
       </w:r>
-      <w:bookmarkEnd w:id="34"/>
+      <w:bookmarkEnd w:id="29"/>
     </w:p>
     <w:p>
       <w:pPr>
@@ -5683,7 +4209,7 @@
           <w:lang w:val="es-HN"/>
         </w:rPr>
       </w:pPr>
-      <w:bookmarkStart w:id="35" w:name="_Toc231845587"/>
+      <w:bookmarkStart w:id="30" w:name="_Toc231846296"/>
       <w:r>
         <w:rPr>
           <w:rFonts w:eastAsia="Times New Roman"/>
@@ -5738,7 +4264,7 @@
         </w:rPr>
         <w:t>Justificación Tecnológica</w:t>
       </w:r>
-      <w:bookmarkEnd w:id="35"/>
+      <w:bookmarkEnd w:id="30"/>
     </w:p>
     <w:p>
       <w:pPr>
@@ -5764,7 +4290,7 @@
           <w:lang w:val="es-HN"/>
         </w:rPr>
       </w:pPr>
-      <w:bookmarkStart w:id="36" w:name="_Toc231845588"/>
+      <w:bookmarkStart w:id="31" w:name="_Toc231846297"/>
       <w:r>
         <w:rPr>
           <w:rFonts w:eastAsia="Times New Roman"/>
@@ -5819,7 +4345,7 @@
         </w:rPr>
         <w:t>Justificación Social</w:t>
       </w:r>
-      <w:bookmarkEnd w:id="36"/>
+      <w:bookmarkEnd w:id="31"/>
     </w:p>
     <w:p>
       <w:pPr>
@@ -5873,7 +4399,7 @@
           <w:lang w:val="es-419"/>
         </w:rPr>
       </w:pPr>
-      <w:bookmarkStart w:id="37" w:name="_Toc231845589"/>
+      <w:bookmarkStart w:id="32" w:name="_Toc231846298"/>
       <w:r>
         <w:rPr>
           <w:rFonts w:eastAsia="Times New Roman"/>
@@ -5929,7 +4455,7 @@
         </w:rPr>
         <w:t>Justificación Económica</w:t>
       </w:r>
-      <w:bookmarkEnd w:id="37"/>
+      <w:bookmarkEnd w:id="32"/>
     </w:p>
     <w:p>
       <w:pPr>
@@ -5970,14 +4496,14 @@
           <w:lang w:val="es-HN"/>
         </w:rPr>
       </w:pPr>
-      <w:bookmarkStart w:id="38" w:name="_Toc231845590"/>
+      <w:bookmarkStart w:id="33" w:name="_Toc231846299"/>
       <w:r>
         <w:rPr>
           <w:lang w:val="es-HN"/>
         </w:rPr>
         <w:t>PREGUNTA DE INVESTIGACION</w:t>
       </w:r>
-      <w:bookmarkEnd w:id="38"/>
+      <w:bookmarkEnd w:id="33"/>
     </w:p>
     <w:p>
       <w:pPr>
@@ -6004,16 +4530,16 @@
           <w:lang w:val="es-HN"/>
         </w:rPr>
       </w:pPr>
-      <w:bookmarkStart w:id="39" w:name="_Toc231845591"/>
+      <w:bookmarkStart w:id="34" w:name="_Toc231846300"/>
       <w:r>
         <w:rPr>
           <w:lang w:val="es-HN"/>
         </w:rPr>
         <w:t>OBJETIVOS DEL PROYECTO</w:t>
       </w:r>
-      <w:bookmarkEnd w:id="29"/>
-      <w:bookmarkEnd w:id="30"/>
-      <w:bookmarkEnd w:id="39"/>
+      <w:bookmarkEnd w:id="24"/>
+      <w:bookmarkEnd w:id="25"/>
+      <w:bookmarkEnd w:id="34"/>
     </w:p>
     <w:p>
       <w:pPr>
@@ -6027,14 +4553,14 @@
           <w:lang w:val="es-ES"/>
         </w:rPr>
       </w:pPr>
-      <w:bookmarkStart w:id="40" w:name="_Toc231845592"/>
+      <w:bookmarkStart w:id="35" w:name="_Toc231846301"/>
       <w:r>
         <w:rPr>
           <w:lang w:val="es-ES"/>
         </w:rPr>
         <w:t>Objetivo General</w:t>
       </w:r>
-      <w:bookmarkEnd w:id="40"/>
+      <w:bookmarkEnd w:id="35"/>
     </w:p>
     <w:p>
       <w:pPr>
@@ -6077,14 +4603,14 @@
           <w:lang w:val="es-ES"/>
         </w:rPr>
       </w:pPr>
-      <w:bookmarkStart w:id="41" w:name="_Toc231845593"/>
+      <w:bookmarkStart w:id="36" w:name="_Toc231846302"/>
       <w:r>
         <w:rPr>
           <w:lang w:val="es-ES"/>
         </w:rPr>
         <w:t>Objetivos Específicos</w:t>
       </w:r>
-      <w:bookmarkEnd w:id="41"/>
+      <w:bookmarkEnd w:id="36"/>
     </w:p>
     <w:p>
       <w:pPr>
@@ -6194,14 +4720,14 @@
           <w:lang w:val="es-HN"/>
         </w:rPr>
       </w:pPr>
-      <w:bookmarkStart w:id="42" w:name="_Toc231845594"/>
+      <w:bookmarkStart w:id="37" w:name="_Toc231846303"/>
       <w:r>
         <w:rPr>
           <w:lang w:val="es-HN"/>
         </w:rPr>
         <w:t>CONTRIBUCIONES/ALCANCES</w:t>
       </w:r>
-      <w:bookmarkEnd w:id="42"/>
+      <w:bookmarkEnd w:id="37"/>
     </w:p>
     <w:p>
       <w:pPr>
@@ -6390,14 +4916,14 @@
           <w:lang w:val="es-HN"/>
         </w:rPr>
       </w:pPr>
-      <w:bookmarkStart w:id="43" w:name="_Toc231845595"/>
+      <w:bookmarkStart w:id="38" w:name="_Toc231846304"/>
       <w:r>
         <w:rPr>
           <w:lang w:val="es-HN"/>
         </w:rPr>
         <w:t>LIMITACIONES</w:t>
       </w:r>
-      <w:bookmarkEnd w:id="43"/>
+      <w:bookmarkEnd w:id="38"/>
     </w:p>
     <w:p>
       <w:pPr>
@@ -6554,18 +5080,18 @@
           <w:lang w:val="es-419"/>
         </w:rPr>
       </w:pPr>
-      <w:bookmarkStart w:id="44" w:name="_Toc474331204"/>
-      <w:bookmarkStart w:id="45" w:name="_Toc474331407"/>
-      <w:bookmarkStart w:id="46" w:name="_Toc231845596"/>
+      <w:bookmarkStart w:id="39" w:name="_Toc474331204"/>
+      <w:bookmarkStart w:id="40" w:name="_Toc474331407"/>
+      <w:bookmarkStart w:id="41" w:name="_Toc231846305"/>
       <w:r>
         <w:rPr>
           <w:lang w:val="es-419"/>
         </w:rPr>
         <w:t>REFERENCIAS BIBLIOGRÁFICAS</w:t>
       </w:r>
-      <w:bookmarkEnd w:id="44"/>
-      <w:bookmarkEnd w:id="45"/>
-      <w:bookmarkEnd w:id="46"/>
+      <w:bookmarkEnd w:id="39"/>
+      <w:bookmarkEnd w:id="40"/>
+      <w:bookmarkEnd w:id="41"/>
     </w:p>
     <w:p>
       <w:pPr>
@@ -6682,16 +5208,16 @@
       <w:pPr>
         <w:pStyle w:val="Heading1"/>
       </w:pPr>
-      <w:bookmarkStart w:id="47" w:name="_Toc474331205"/>
-      <w:bookmarkStart w:id="48" w:name="_Toc474331408"/>
-      <w:bookmarkStart w:id="49" w:name="_Toc231845597"/>
+      <w:bookmarkStart w:id="42" w:name="_Toc474331205"/>
+      <w:bookmarkStart w:id="43" w:name="_Toc474331408"/>
+      <w:bookmarkStart w:id="44" w:name="_Toc231846306"/>
       <w:r>
         <w:lastRenderedPageBreak/>
         <w:t>ANEXOS</w:t>
       </w:r>
-      <w:bookmarkEnd w:id="47"/>
-      <w:bookmarkEnd w:id="48"/>
-      <w:bookmarkEnd w:id="49"/>
+      <w:bookmarkEnd w:id="42"/>
+      <w:bookmarkEnd w:id="43"/>
+      <w:bookmarkEnd w:id="44"/>
     </w:p>
     <w:p>
       <w:pPr>
@@ -6736,6 +5262,7 @@
       </w:pPr>
       <w:r>
         <w:rPr>
+          <w:noProof/>
           <w:sz w:val="22"/>
           <w:szCs w:val="22"/>
         </w:rPr>
@@ -6830,6 +5357,9 @@
         <w:ind w:firstLine="0"/>
       </w:pPr>
       <w:r>
+        <w:rPr>
+          <w:noProof/>
+        </w:rPr>
         <w:drawing>
           <wp:inline distT="0" distB="0" distL="0" distR="0" wp14:anchorId="40567B75" wp14:editId="3E78A737">
             <wp:extent cx="4305935" cy="2337536"/>
@@ -6909,6 +5439,9 @@
         <w:ind w:firstLine="0"/>
       </w:pPr>
       <w:r>
+        <w:rPr>
+          <w:noProof/>
+        </w:rPr>
         <w:drawing>
           <wp:inline distT="0" distB="0" distL="0" distR="0" wp14:anchorId="1D9B8BA9" wp14:editId="6F24F2BA">
             <wp:extent cx="5727032" cy="3037768"/>
@@ -6987,6 +5520,9 @@
         <w:ind w:firstLine="0"/>
       </w:pPr>
       <w:r>
+        <w:rPr>
+          <w:noProof/>
+        </w:rPr>
         <w:drawing>
           <wp:inline distT="0" distB="0" distL="0" distR="0" wp14:anchorId="23CF7E4E" wp14:editId="1AB735EF">
             <wp:extent cx="5690937" cy="3110756"/>
@@ -7068,51 +5604,7 @@
       </w:r>
     </w:p>
   </w:comment>
-  <w:comment w:id="1" w:author="Javier Abraham Salgado Lezama" w:date="2017-02-08T13:34:00Z" w:initials="JASL">
-    <w:p>
-      <w:pPr>
-        <w:pStyle w:val="CommentText"/>
-        <w:rPr>
-          <w:lang w:val="es-HN"/>
-        </w:rPr>
-      </w:pPr>
-      <w:r>
-        <w:rPr>
-          <w:rStyle w:val="CommentReference"/>
-        </w:rPr>
-        <w:annotationRef/>
-      </w:r>
-      <w:r>
-        <w:rPr>
-          <w:lang w:val="es-HN"/>
-        </w:rPr>
-        <w:t>Sin Título Académico</w:t>
-      </w:r>
-    </w:p>
-  </w:comment>
-  <w:comment w:id="2" w:author="Javier Abraham Salgado Lezama" w:date="2017-02-08T13:34:00Z" w:initials="JASL">
-    <w:p>
-      <w:pPr>
-        <w:pStyle w:val="CommentText"/>
-        <w:rPr>
-          <w:lang w:val="es-HN"/>
-        </w:rPr>
-      </w:pPr>
-      <w:r>
-        <w:rPr>
-          <w:rStyle w:val="CommentReference"/>
-        </w:rPr>
-        <w:annotationRef/>
-      </w:r>
-      <w:r>
-        <w:rPr>
-          <w:lang w:val="es-HN"/>
-        </w:rPr>
-        <w:t>Sin título académico</w:t>
-      </w:r>
-    </w:p>
-  </w:comment>
-  <w:comment w:id="9" w:author="Javier Abraham Salgado Lezama" w:date="2017-02-08T15:43:00Z" w:initials="JASL">
+  <w:comment w:id="4" w:author="Javier Abraham Salgado Lezama" w:date="2017-02-08T15:43:00Z" w:initials="JASL">
     <w:p>
       <w:pPr>
         <w:pStyle w:val="CommentText"/>
@@ -7140,8 +5632,6 @@
 <file path=word/commentsExtended.xml><?xml version="1.0" encoding="utf-8"?>
 <w15:commentsEx xmlns:wpc="http://schemas.microsoft.com/office/word/2010/wordprocessingCanvas" xmlns:cx="http://schemas.microsoft.com/office/drawing/2014/chartex" xmlns:cx1="http://schemas.microsoft.com/office/drawing/2015/9/8/chartex" xmlns:cx2="http://schemas.microsoft.com/office/drawing/2015/10/21/chartex" xmlns:cx3="http://schemas.microsoft.com/office/drawing/2016/5/9/chartex" xmlns:cx4="http://schemas.microsoft.com/office/drawing/2016/5/10/chartex" xmlns:cx5="http://schemas.microsoft.com/office/drawing/2016/5/11/chartex" xmlns:cx6="http://schemas.microsoft.com/office/drawing/2016/5/12/chartex" xmlns:cx7="http://schemas.microsoft.com/office/drawing/2016/5/13/chartex" xmlns:cx8="http://schemas.microsoft.com/office/drawing/2016/5/14/chartex" xmlns:mc="http://schemas.openxmlformats.org/markup-compatibility/2006" xmlns:aink="http://schemas.microsoft.com/office/drawing/2016/ink" xmlns:am3d="http://schemas.microsoft.com/office/drawing/2017/model3d" xmlns:o="urn:schemas-microsoft-com:office:office" xmlns:oel="http://schemas.microsoft.com/office/2019/extlst" xmlns:r="http://schemas.openxmlformats.org/officeDocument/2006/relationships" xmlns:m="http://schemas.openxmlformats.org/officeDocument/2006/math" xmlns:v="urn:schemas-microsoft-com:vml" xmlns:wp14="http://schemas.microsoft.com/office/word/2010/wordprocessingDrawing" xmlns:wp="http://schemas.openxmlformats.org/drawingml/2006/wordprocessingDrawing" xmlns:w10="urn:schemas-microsoft-com:office:word" xmlns:w="http://schemas.openxmlformats.org/wordprocessingml/2006/main" xmlns:w14="http://schemas.microsoft.com/office/word/2010/wordml" xmlns:w15="http://schemas.microsoft.com/office/word/2012/wordml" xmlns:w16cex="http://schemas.microsoft.com/office/word/2018/wordml/cex" xmlns:w16cid="http://schemas.microsoft.com/office/word/2016/wordml/cid" xmlns:w16="http://schemas.microsoft.com/office/word/2018/wordml" xmlns:w16du="http://schemas.microsoft.com/office/word/2023/wordml/word16du" xmlns:w16sdtdh="http://schemas.microsoft.com/office/word/2020/wordml/sdtdatahash" xmlns:w16sdtfl="http://schemas.microsoft.com/office/word/2024/wordml/sdtformatlock" xmlns:w16se="http://schemas.microsoft.com/office/word/2015/wordml/symex" xmlns:wpg="http://schemas.microsoft.com/office/word/2010/wordprocessingGroup" xmlns:wpi="http://schemas.microsoft.com/office/word/2010/wordprocessingInk" xmlns:wne="http://schemas.microsoft.com/office/word/2006/wordml" xmlns:wps="http://schemas.microsoft.com/office/word/2010/wordprocessingShape" mc:Ignorable="w14 w15 w16se w16cid w16 w16cex w16sdtdh w16sdtfl w16du wp14">
   <w15:commentEx w15:paraId="1C92F81B" w15:done="0"/>
-  <w15:commentEx w15:paraId="1AECAE80" w15:done="0"/>
-  <w15:commentEx w15:paraId="04EF17AE" w15:done="0"/>
   <w15:commentEx w15:paraId="50D854D4" w15:done="0"/>
 </w15:commentsEx>
 </file>
@@ -7149,8 +5639,6 @@
 <file path=word/commentsIds.xml><?xml version="1.0" encoding="utf-8"?>
 <w16cid:commentsIds xmlns:wpc="http://schemas.microsoft.com/office/word/2010/wordprocessingCanvas" xmlns:cx="http://schemas.microsoft.com/office/drawing/2014/chartex" xmlns:cx1="http://schemas.microsoft.com/office/drawing/2015/9/8/chartex" xmlns:cx2="http://schemas.microsoft.com/office/drawing/2015/10/21/chartex" xmlns:cx3="http://schemas.microsoft.com/office/drawing/2016/5/9/chartex" xmlns:cx4="http://schemas.microsoft.com/office/drawing/2016/5/10/chartex" xmlns:cx5="http://schemas.microsoft.com/office/drawing/2016/5/11/chartex" xmlns:cx6="http://schemas.microsoft.com/office/drawing/2016/5/12/chartex" xmlns:cx7="http://schemas.microsoft.com/office/drawing/2016/5/13/chartex" xmlns:cx8="http://schemas.microsoft.com/office/drawing/2016/5/14/chartex" xmlns:mc="http://schemas.openxmlformats.org/markup-compatibility/2006" xmlns:aink="http://schemas.microsoft.com/office/drawing/2016/ink" xmlns:am3d="http://schemas.microsoft.com/office/drawing/2017/model3d" xmlns:o="urn:schemas-microsoft-com:office:office" xmlns:oel="http://schemas.microsoft.com/office/2019/extlst" xmlns:r="http://schemas.openxmlformats.org/officeDocument/2006/relationships" xmlns:m="http://schemas.openxmlformats.org/officeDocument/2006/math" xmlns:v="urn:schemas-microsoft-com:vml" xmlns:wp14="http://schemas.microsoft.com/office/word/2010/wordprocessingDrawing" xmlns:wp="http://schemas.openxmlformats.org/drawingml/2006/wordprocessingDrawing" xmlns:w10="urn:schemas-microsoft-com:office:word" xmlns:w="http://schemas.openxmlformats.org/wordprocessingml/2006/main" xmlns:w14="http://schemas.microsoft.com/office/word/2010/wordml" xmlns:w15="http://schemas.microsoft.com/office/word/2012/wordml" xmlns:w16cex="http://schemas.microsoft.com/office/word/2018/wordml/cex" xmlns:w16cid="http://schemas.microsoft.com/office/word/2016/wordml/cid" xmlns:w16="http://schemas.microsoft.com/office/word/2018/wordml" xmlns:w16du="http://schemas.microsoft.com/office/word/2023/wordml/word16du" xmlns:w16sdtdh="http://schemas.microsoft.com/office/word/2020/wordml/sdtdatahash" xmlns:w16sdtfl="http://schemas.microsoft.com/office/word/2024/wordml/sdtformatlock" xmlns:w16se="http://schemas.microsoft.com/office/word/2015/wordml/symex" xmlns:wpg="http://schemas.microsoft.com/office/word/2010/wordprocessingGroup" xmlns:wpi="http://schemas.microsoft.com/office/word/2010/wordprocessingInk" xmlns:wne="http://schemas.microsoft.com/office/word/2006/wordml" xmlns:wps="http://schemas.microsoft.com/office/word/2010/wordprocessingShape" mc:Ignorable="w14 w15 w16se w16cid w16 w16cex w16sdtdh w16sdtfl w16du wp14">
   <w16cid:commentId w16cid:paraId="1C92F81B" w16cid:durableId="27B17BB0"/>
-  <w16cid:commentId w16cid:paraId="1AECAE80" w16cid:durableId="27B17BB3"/>
-  <w16cid:commentId w16cid:paraId="04EF17AE" w16cid:durableId="27B17BB4"/>
   <w16cid:commentId w16cid:paraId="50D854D4" w16cid:durableId="27B17BBD"/>
 </w16cid:commentsIds>
 </file>
